--- a/智能网联汽车技术/chaoxing/实验/实验四/实验四(车辆定位导航)报告模板.docx
+++ b/智能网联汽车技术/chaoxing/实验/实验四/实验四(车辆定位导航)报告模板.docx
@@ -1,11 +1,12 @@
 
 <file path=word/document.xml><?xml version="1.0" encoding="utf-8"?>
-<w:document xmlns:wpc="http://schemas.microsoft.com/office/word/2010/wordprocessingCanvas" xmlns:cx="http://schemas.microsoft.com/office/drawing/2014/chartex" xmlns:cx1="http://schemas.microsoft.com/office/drawing/2015/9/8/chartex" xmlns:cx2="http://schemas.microsoft.com/office/drawing/2015/10/21/chartex" xmlns:cx3="http://schemas.microsoft.com/office/drawing/2016/5/9/chartex" xmlns:cx4="http://schemas.microsoft.com/office/drawing/2016/5/10/chartex" xmlns:cx5="http://schemas.microsoft.com/office/drawing/2016/5/11/chartex" xmlns:cx6="http://schemas.microsoft.com/office/drawing/2016/5/12/chartex" xmlns:cx7="http://schemas.microsoft.com/office/drawing/2016/5/13/chartex" xmlns:cx8="http://schemas.microsoft.com/office/drawing/2016/5/14/chartex" xmlns:mc="http://schemas.openxmlformats.org/markup-compatibility/2006" xmlns:aink="http://schemas.microsoft.com/office/drawing/2016/ink" xmlns:am3d="http://schemas.microsoft.com/office/drawing/2017/model3d" xmlns:o="urn:schemas-microsoft-com:office:office" xmlns:r="http://schemas.openxmlformats.org/officeDocument/2006/relationships" xmlns:m="http://schemas.openxmlformats.org/officeDocument/2006/math" xmlns:v="urn:schemas-microsoft-com:vml" xmlns:wp14="http://schemas.microsoft.com/office/word/2010/wordprocessingDrawing" xmlns:wp="http://schemas.openxmlformats.org/drawingml/2006/wordprocessingDrawing" xmlns:w10="urn:schemas-microsoft-com:office:word" xmlns:w="http://schemas.openxmlformats.org/wordprocessingml/2006/main" xmlns:w14="http://schemas.microsoft.com/office/word/2010/wordml" xmlns:w15="http://schemas.microsoft.com/office/word/2012/wordml" xmlns:w16cex="http://schemas.microsoft.com/office/word/2018/wordml/cex" xmlns:w16cid="http://schemas.microsoft.com/office/word/2016/wordml/cid" xmlns:w16="http://schemas.microsoft.com/office/word/2018/wordml" xmlns:w16sdtdh="http://schemas.microsoft.com/office/word/2020/wordml/sdtdatahash" xmlns:w16se="http://schemas.microsoft.com/office/word/2015/wordml/symex" xmlns:wpg="http://schemas.microsoft.com/office/word/2010/wordprocessingGroup" xmlns:wpi="http://schemas.microsoft.com/office/word/2010/wordprocessingInk" xmlns:wne="http://schemas.microsoft.com/office/word/2006/wordml" xmlns:wps="http://schemas.microsoft.com/office/word/2010/wordprocessingShape" mc:Ignorable="w14 w15 w16se w16cid w16 w16cex w16sdtdh wp14">
+<w:document xmlns:wpc="http://schemas.microsoft.com/office/word/2010/wordprocessingCanvas" xmlns:cx="http://schemas.microsoft.com/office/drawing/2014/chartex" xmlns:cx1="http://schemas.microsoft.com/office/drawing/2015/9/8/chartex" xmlns:cx2="http://schemas.microsoft.com/office/drawing/2015/10/21/chartex" xmlns:cx3="http://schemas.microsoft.com/office/drawing/2016/5/9/chartex" xmlns:cx4="http://schemas.microsoft.com/office/drawing/2016/5/10/chartex" xmlns:cx5="http://schemas.microsoft.com/office/drawing/2016/5/11/chartex" xmlns:cx6="http://schemas.microsoft.com/office/drawing/2016/5/12/chartex" xmlns:cx7="http://schemas.microsoft.com/office/drawing/2016/5/13/chartex" xmlns:cx8="http://schemas.microsoft.com/office/drawing/2016/5/14/chartex" xmlns:mc="http://schemas.openxmlformats.org/markup-compatibility/2006" xmlns:aink="http://schemas.microsoft.com/office/drawing/2016/ink" xmlns:am3d="http://schemas.microsoft.com/office/drawing/2017/model3d" xmlns:o="urn:schemas-microsoft-com:office:office" xmlns:oel="http://schemas.microsoft.com/office/2019/extlst" xmlns:r="http://schemas.openxmlformats.org/officeDocument/2006/relationships" xmlns:m="http://schemas.openxmlformats.org/officeDocument/2006/math" xmlns:v="urn:schemas-microsoft-com:vml" xmlns:wp14="http://schemas.microsoft.com/office/word/2010/wordprocessingDrawing" xmlns:wp="http://schemas.openxmlformats.org/drawingml/2006/wordprocessingDrawing" xmlns:w10="urn:schemas-microsoft-com:office:word" xmlns:w="http://schemas.openxmlformats.org/wordprocessingml/2006/main" xmlns:w14="http://schemas.microsoft.com/office/word/2010/wordml" xmlns:w15="http://schemas.microsoft.com/office/word/2012/wordml" xmlns:w16cex="http://schemas.microsoft.com/office/word/2018/wordml/cex" xmlns:w16cid="http://schemas.microsoft.com/office/word/2016/wordml/cid" xmlns:w16="http://schemas.microsoft.com/office/word/2018/wordml" xmlns:w16du="http://schemas.microsoft.com/office/word/2023/wordml/word16du" xmlns:w16sdtdh="http://schemas.microsoft.com/office/word/2020/wordml/sdtdatahash" xmlns:w16sdtfl="http://schemas.microsoft.com/office/word/2024/wordml/sdtformatlock" xmlns:w16se="http://schemas.microsoft.com/office/word/2015/wordml/symex" xmlns:wpg="http://schemas.microsoft.com/office/word/2010/wordprocessingGroup" xmlns:wpi="http://schemas.microsoft.com/office/word/2010/wordprocessingInk" xmlns:wne="http://schemas.microsoft.com/office/word/2006/wordml" xmlns:wps="http://schemas.microsoft.com/office/word/2010/wordprocessingShape" mc:Ignorable="w14 w15 w16se w16cid w16 w16cex w16sdtdh w16sdtfl w16du wp14">
   <w:body>
     <w:p>
       <w:pPr>
         <w:jc w:val="center"/>
         <w:rPr>
+          <w:rFonts w:hint="eastAsia"/>
           <w:b/>
           <w:bCs/>
           <w:sz w:val="24"/>
@@ -43,10 +44,17 @@
         <w:t>车辆定位导航</w:t>
       </w:r>
     </w:p>
-    <w:p/>
-    <w:p>
-      <w:pPr>
-        <w:rPr>
+    <w:p>
+      <w:pPr>
+        <w:rPr>
+          <w:rFonts w:hint="eastAsia"/>
+        </w:rPr>
+      </w:pPr>
+    </w:p>
+    <w:p>
+      <w:pPr>
+        <w:rPr>
+          <w:rFonts w:hint="eastAsia"/>
           <w:b/>
           <w:bCs/>
           <w:szCs w:val="21"/>
@@ -63,6 +71,11 @@
       </w:r>
     </w:p>
     <w:p>
+      <w:pPr>
+        <w:rPr>
+          <w:rFonts w:hint="eastAsia"/>
+        </w:rPr>
+      </w:pPr>
       <w:r>
         <w:tab/>
         <w:t>1</w:t>
@@ -126,6 +139,11 @@
       </w:r>
     </w:p>
     <w:p>
+      <w:pPr>
+        <w:rPr>
+          <w:rFonts w:hint="eastAsia"/>
+        </w:rPr>
+      </w:pPr>
       <w:r>
         <w:tab/>
         <w:t>2</w:t>
@@ -158,10 +176,17 @@
         <w:t>导航应用。</w:t>
       </w:r>
     </w:p>
-    <w:p/>
-    <w:p>
-      <w:pPr>
-        <w:rPr>
+    <w:p>
+      <w:pPr>
+        <w:rPr>
+          <w:rFonts w:hint="eastAsia"/>
+        </w:rPr>
+      </w:pPr>
+    </w:p>
+    <w:p>
+      <w:pPr>
+        <w:rPr>
+          <w:rFonts w:hint="eastAsia"/>
           <w:b/>
           <w:bCs/>
           <w:szCs w:val="21"/>
@@ -196,6 +221,9 @@
     <w:p>
       <w:pPr>
         <w:ind w:firstLineChars="200" w:firstLine="420"/>
+        <w:rPr>
+          <w:rFonts w:hint="eastAsia"/>
+        </w:rPr>
       </w:pPr>
       <w:r>
         <w:rPr>
@@ -207,11 +235,15 @@
     <w:p>
       <w:pPr>
         <w:ind w:firstLineChars="200" w:firstLine="420"/>
-      </w:pPr>
-    </w:p>
-    <w:p>
-      <w:pPr>
-        <w:rPr>
+        <w:rPr>
+          <w:rFonts w:hint="eastAsia"/>
+        </w:rPr>
+      </w:pPr>
+    </w:p>
+    <w:p>
+      <w:pPr>
+        <w:rPr>
+          <w:rFonts w:hint="eastAsia"/>
           <w:b/>
           <w:bCs/>
           <w:szCs w:val="21"/>
@@ -246,6 +278,7 @@
     <w:p>
       <w:pPr>
         <w:rPr>
+          <w:rFonts w:hint="eastAsia"/>
           <w:bCs/>
           <w:szCs w:val="21"/>
         </w:rPr>
@@ -315,6 +348,7 @@
     <w:p>
       <w:pPr>
         <w:rPr>
+          <w:rFonts w:hint="eastAsia"/>
           <w:bCs/>
           <w:szCs w:val="21"/>
         </w:rPr>
@@ -367,6 +401,11 @@
       </w:r>
     </w:p>
     <w:p>
+      <w:pPr>
+        <w:rPr>
+          <w:rFonts w:hint="eastAsia"/>
+        </w:rPr>
+      </w:pPr>
       <w:r>
         <w:rPr>
           <w:szCs w:val="21"/>
@@ -377,6 +416,7 @@
     <w:p>
       <w:pPr>
         <w:rPr>
+          <w:rFonts w:hint="eastAsia"/>
           <w:b/>
           <w:bCs/>
           <w:szCs w:val="21"/>
@@ -411,6 +451,11 @@
       </w:r>
     </w:p>
     <w:p>
+      <w:pPr>
+        <w:rPr>
+          <w:rFonts w:hint="eastAsia"/>
+        </w:rPr>
+      </w:pPr>
       <w:r>
         <w:tab/>
       </w:r>
@@ -449,6 +494,11 @@
       </w:r>
     </w:p>
     <w:p>
+      <w:pPr>
+        <w:rPr>
+          <w:rFonts w:hint="eastAsia"/>
+        </w:rPr>
+      </w:pPr>
       <w:r>
         <w:tab/>
         <w:t>2</w:t>
@@ -500,6 +550,11 @@
       </w:r>
     </w:p>
     <w:p>
+      <w:pPr>
+        <w:rPr>
+          <w:rFonts w:hint="eastAsia"/>
+        </w:rPr>
+      </w:pPr>
       <w:r>
         <w:tab/>
       </w:r>
@@ -507,6 +562,7 @@
     <w:p>
       <w:pPr>
         <w:rPr>
+          <w:rFonts w:hint="eastAsia"/>
           <w:b/>
           <w:bCs/>
           <w:szCs w:val="21"/>
@@ -541,6 +597,7 @@
     <w:p>
       <w:pPr>
         <w:rPr>
+          <w:rFonts w:hint="eastAsia"/>
           <w:b/>
           <w:bCs/>
         </w:rPr>
@@ -572,6 +629,9 @@
     <w:p>
       <w:pPr>
         <w:ind w:firstLineChars="200" w:firstLine="420"/>
+        <w:rPr>
+          <w:rFonts w:hint="eastAsia"/>
+        </w:rPr>
       </w:pPr>
       <w:r>
         <w:rPr>
@@ -594,6 +654,9 @@
     <w:p>
       <w:pPr>
         <w:ind w:firstLine="420"/>
+        <w:rPr>
+          <w:rFonts w:hint="eastAsia"/>
+        </w:rPr>
       </w:pPr>
       <w:r>
         <w:rPr>
@@ -646,6 +709,9 @@
     <w:p>
       <w:pPr>
         <w:ind w:firstLine="420"/>
+        <w:rPr>
+          <w:rFonts w:hint="eastAsia"/>
+        </w:rPr>
       </w:pPr>
       <w:r>
         <w:rPr>
@@ -701,6 +767,7 @@
         <w:ind w:firstLine="480"/>
         <w:jc w:val="center"/>
         <w:rPr>
+          <w:rFonts w:hint="eastAsia"/>
           <w:sz w:val="24"/>
           <w:szCs w:val="24"/>
         </w:rPr>
@@ -740,6 +807,9 @@
       <w:pPr>
         <w:ind w:firstLine="420"/>
         <w:jc w:val="center"/>
+        <w:rPr>
+          <w:rFonts w:hint="eastAsia"/>
+        </w:rPr>
       </w:pPr>
       <w:r>
         <w:rPr>
@@ -789,6 +859,7 @@
         <w:ind w:firstLine="480"/>
         <w:jc w:val="center"/>
         <w:rPr>
+          <w:rFonts w:hint="eastAsia"/>
           <w:sz w:val="24"/>
           <w:szCs w:val="24"/>
         </w:rPr>
@@ -812,6 +883,9 @@
     <w:p>
       <w:pPr>
         <w:ind w:firstLine="420"/>
+        <w:rPr>
+          <w:rFonts w:hint="eastAsia"/>
+        </w:rPr>
       </w:pPr>
       <w:r>
         <w:rPr>
@@ -837,18 +911,227 @@
           <w:tcPr>
             <w:tcW w:w="8296" w:type="dxa"/>
           </w:tcPr>
-          <w:p/>
+          <w:p>
+            <w:pPr>
+              <w:rPr>
+                <w:noProof/>
+              </w:rPr>
+            </w:pPr>
+          </w:p>
+          <w:p>
+            <w:r>
+              <w:rPr>
+                <w:rFonts w:hint="eastAsia"/>
+              </w:rPr>
+              <w:t>百度地图API的程序结构主要包含以下几个部分：</w:t>
+            </w:r>
+          </w:p>
+          <w:p>
+            <w:pPr>
+              <w:numPr>
+                <w:ilvl w:val="0"/>
+                <w:numId w:val="3"/>
+              </w:numPr>
+              <w:rPr>
+                <w:rFonts w:hint="eastAsia"/>
+              </w:rPr>
+            </w:pPr>
+            <w:r>
+              <w:rPr>
+                <w:rFonts w:hint="eastAsia"/>
+                <w:b/>
+                <w:bCs/>
+              </w:rPr>
+              <w:t>引用API脚本</w:t>
+            </w:r>
+            <w:r>
+              <w:rPr>
+                <w:rFonts w:hint="eastAsia"/>
+              </w:rPr>
+              <w:t>：通过script标签引入百度地图API，需要指定API版本和密钥（AK）</w:t>
+            </w:r>
+          </w:p>
+          <w:p>
+            <w:pPr>
+              <w:numPr>
+                <w:ilvl w:val="0"/>
+                <w:numId w:val="3"/>
+              </w:numPr>
+              <w:rPr>
+                <w:rFonts w:hint="eastAsia"/>
+              </w:rPr>
+            </w:pPr>
+            <w:r>
+              <w:rPr>
+                <w:rFonts w:hint="eastAsia"/>
+                <w:b/>
+                <w:bCs/>
+              </w:rPr>
+              <w:t>地图容器</w:t>
+            </w:r>
+            <w:r>
+              <w:rPr>
+                <w:rFonts w:hint="eastAsia"/>
+              </w:rPr>
+              <w:t>：需要创建一个HTML元素（通常是div）作为地图的容器</w:t>
+            </w:r>
+          </w:p>
+          <w:p>
+            <w:pPr>
+              <w:numPr>
+                <w:ilvl w:val="0"/>
+                <w:numId w:val="3"/>
+              </w:numPr>
+              <w:rPr>
+                <w:rFonts w:hint="eastAsia"/>
+              </w:rPr>
+            </w:pPr>
+            <w:r>
+              <w:rPr>
+                <w:rFonts w:hint="eastAsia"/>
+                <w:b/>
+                <w:bCs/>
+              </w:rPr>
+              <w:t>初始化地图</w:t>
+            </w:r>
+            <w:r>
+              <w:rPr>
+                <w:rFonts w:hint="eastAsia"/>
+              </w:rPr>
+              <w:t>：使用</w:t>
+            </w:r>
+            <w:proofErr w:type="spellStart"/>
+            <w:r>
+              <w:rPr>
+                <w:rFonts w:hint="eastAsia"/>
+              </w:rPr>
+              <w:t>BMap.Map</w:t>
+            </w:r>
+            <w:proofErr w:type="spellEnd"/>
+            <w:r>
+              <w:rPr>
+                <w:rFonts w:hint="eastAsia"/>
+              </w:rPr>
+              <w:t>()创建地图实例，并通过</w:t>
+            </w:r>
+            <w:proofErr w:type="spellStart"/>
+            <w:r>
+              <w:rPr>
+                <w:rFonts w:hint="eastAsia"/>
+              </w:rPr>
+              <w:t>centerAndZoom</w:t>
+            </w:r>
+            <w:proofErr w:type="spellEnd"/>
+            <w:r>
+              <w:rPr>
+                <w:rFonts w:hint="eastAsia"/>
+              </w:rPr>
+              <w:t>()方法设置地图的中心点和缩放级别</w:t>
+            </w:r>
+          </w:p>
+          <w:p>
+            <w:pPr>
+              <w:numPr>
+                <w:ilvl w:val="0"/>
+                <w:numId w:val="3"/>
+              </w:numPr>
+              <w:rPr>
+                <w:rFonts w:hint="eastAsia"/>
+              </w:rPr>
+            </w:pPr>
+            <w:r>
+              <w:rPr>
+                <w:rFonts w:hint="eastAsia"/>
+                <w:b/>
+                <w:bCs/>
+              </w:rPr>
+              <w:t>交互控制</w:t>
+            </w:r>
+            <w:r>
+              <w:rPr>
+                <w:rFonts w:hint="eastAsia"/>
+              </w:rPr>
+              <w:t>：可以通过API提供的方法如</w:t>
+            </w:r>
+            <w:proofErr w:type="spellStart"/>
+            <w:r>
+              <w:rPr>
+                <w:rFonts w:hint="eastAsia"/>
+              </w:rPr>
+              <w:t>enableScrollWheelZoom</w:t>
+            </w:r>
+            <w:proofErr w:type="spellEnd"/>
+            <w:r>
+              <w:rPr>
+                <w:rFonts w:hint="eastAsia"/>
+              </w:rPr>
+              <w:t>()来控制地图的交互方式</w:t>
+            </w:r>
+          </w:p>
+          <w:p>
+            <w:pPr>
+              <w:rPr>
+                <w:rFonts w:hint="eastAsia"/>
+              </w:rPr>
+            </w:pPr>
+            <w:r>
+              <w:rPr>
+                <w:noProof/>
+              </w:rPr>
+              <w:drawing>
+                <wp:inline distT="0" distB="0" distL="0" distR="0" wp14:anchorId="47177410" wp14:editId="69CC68D2">
+                  <wp:extent cx="5274310" cy="3194685"/>
+                  <wp:effectExtent l="0" t="0" r="2540" b="5715"/>
+                  <wp:docPr id="761483781" name="图片 1"/>
+                  <wp:cNvGraphicFramePr>
+                    <a:graphicFrameLocks xmlns:a="http://schemas.openxmlformats.org/drawingml/2006/main" noChangeAspect="1"/>
+                  </wp:cNvGraphicFramePr>
+                  <a:graphic xmlns:a="http://schemas.openxmlformats.org/drawingml/2006/main">
+                    <a:graphicData uri="http://schemas.openxmlformats.org/drawingml/2006/picture">
+                      <pic:pic xmlns:pic="http://schemas.openxmlformats.org/drawingml/2006/picture">
+                        <pic:nvPicPr>
+                          <pic:cNvPr id="761483781" name=""/>
+                          <pic:cNvPicPr/>
+                        </pic:nvPicPr>
+                        <pic:blipFill>
+                          <a:blip r:embed="rId10"/>
+                          <a:stretch>
+                            <a:fillRect/>
+                          </a:stretch>
+                        </pic:blipFill>
+                        <pic:spPr>
+                          <a:xfrm>
+                            <a:off x="0" y="0"/>
+                            <a:ext cx="5274310" cy="3194685"/>
+                          </a:xfrm>
+                          <a:prstGeom prst="rect">
+                            <a:avLst/>
+                          </a:prstGeom>
+                        </pic:spPr>
+                      </pic:pic>
+                    </a:graphicData>
+                  </a:graphic>
+                </wp:inline>
+              </w:drawing>
+            </w:r>
+          </w:p>
         </w:tc>
       </w:tr>
     </w:tbl>
     <w:p>
       <w:pPr>
         <w:ind w:firstLine="420"/>
+        <w:rPr>
+          <w:rFonts w:hint="eastAsia"/>
+        </w:rPr>
       </w:pPr>
     </w:p>
     <w:p>
       <w:pPr>
         <w:ind w:firstLine="420"/>
+        <w:rPr>
+          <w:rFonts w:hint="eastAsia"/>
+        </w:rPr>
       </w:pPr>
       <w:r>
         <w:rPr>
@@ -880,6 +1163,11 @@
             </w:tcBorders>
           </w:tcPr>
           <w:p>
+            <w:pPr>
+              <w:rPr>
+                <w:rFonts w:hint="eastAsia"/>
+              </w:rPr>
+            </w:pPr>
             <w:r>
               <w:rPr>
                 <w:rFonts w:hint="eastAsia"/>
@@ -896,6 +1184,11 @@
             </w:tcBorders>
           </w:tcPr>
           <w:p>
+            <w:pPr>
+              <w:rPr>
+                <w:rFonts w:hint="eastAsia"/>
+              </w:rPr>
+            </w:pPr>
             <w:r>
               <w:rPr>
                 <w:rFonts w:hint="eastAsia"/>
@@ -917,6 +1210,86 @@
             </w:tcBorders>
           </w:tcPr>
           <w:p/>
+          <w:p/>
+          <w:p/>
+          <w:p/>
+          <w:p>
+            <w:r>
+              <w:t xml:space="preserve">var map = new </w:t>
+            </w:r>
+            <w:proofErr w:type="spellStart"/>
+            <w:r>
+              <w:t>BMap.Map</w:t>
+            </w:r>
+            <w:proofErr w:type="spellEnd"/>
+            <w:r>
+              <w:t>("container"</w:t>
+            </w:r>
+            <w:proofErr w:type="gramStart"/>
+            <w:r>
+              <w:t>);</w:t>
+            </w:r>
+            <w:proofErr w:type="gramEnd"/>
+          </w:p>
+          <w:p>
+            <w:r>
+              <w:t xml:space="preserve">var point = new </w:t>
+            </w:r>
+            <w:proofErr w:type="spellStart"/>
+            <w:r>
+              <w:t>BMap.Point</w:t>
+            </w:r>
+            <w:proofErr w:type="spellEnd"/>
+            <w:r>
+              <w:t>(116.404, 39.915</w:t>
+            </w:r>
+            <w:proofErr w:type="gramStart"/>
+            <w:r>
+              <w:t>);</w:t>
+            </w:r>
+            <w:proofErr w:type="gramEnd"/>
+          </w:p>
+          <w:p>
+            <w:proofErr w:type="spellStart"/>
+            <w:proofErr w:type="gramStart"/>
+            <w:r>
+              <w:t>map.centerAndZoom</w:t>
+            </w:r>
+            <w:proofErr w:type="spellEnd"/>
+            <w:proofErr w:type="gramEnd"/>
+            <w:r>
+              <w:t>(point, 15</w:t>
+            </w:r>
+            <w:proofErr w:type="gramStart"/>
+            <w:r>
+              <w:t>);</w:t>
+            </w:r>
+            <w:proofErr w:type="gramEnd"/>
+          </w:p>
+          <w:p>
+            <w:proofErr w:type="spellStart"/>
+            <w:proofErr w:type="gramStart"/>
+            <w:r>
+              <w:t>map.enableScrollWheelZoom</w:t>
+            </w:r>
+            <w:proofErr w:type="spellEnd"/>
+            <w:proofErr w:type="gramEnd"/>
+            <w:r>
+              <w:t>(true</w:t>
+            </w:r>
+            <w:proofErr w:type="gramStart"/>
+            <w:r>
+              <w:t>);</w:t>
+            </w:r>
+            <w:proofErr w:type="gramEnd"/>
+          </w:p>
+          <w:p>
+            <w:pPr>
+              <w:rPr>
+                <w:rFonts w:hint="eastAsia"/>
+              </w:rPr>
+            </w:pPr>
+          </w:p>
         </w:tc>
         <w:tc>
           <w:tcPr>
@@ -926,13 +1299,75 @@
             </w:tcBorders>
           </w:tcPr>
           <w:p/>
+          <w:p/>
+          <w:p>
+            <w:r>
+              <w:rPr>
+                <w:rFonts w:hint="eastAsia"/>
+              </w:rPr>
+              <w:t>1. 创建地图实例，容器ID为"container"</w:t>
+            </w:r>
+          </w:p>
+          <w:p>
+            <w:pPr>
+              <w:rPr>
+                <w:rFonts w:hint="eastAsia"/>
+              </w:rPr>
+            </w:pPr>
+            <w:r>
+              <w:rPr>
+                <w:rFonts w:hint="eastAsia"/>
+              </w:rPr>
+              <w:t>2. 创建坐标点，设置为北京天安门位置（经度116.404，纬度39.915）</w:t>
+            </w:r>
+          </w:p>
+          <w:p>
+            <w:pPr>
+              <w:rPr>
+                <w:rFonts w:hint="eastAsia"/>
+              </w:rPr>
+            </w:pPr>
+            <w:r>
+              <w:rPr>
+                <w:rFonts w:hint="eastAsia"/>
+              </w:rPr>
+              <w:t>3. 初始化地图，设置中心点和缩放级别15</w:t>
+            </w:r>
+          </w:p>
+          <w:p>
+            <w:pPr>
+              <w:rPr>
+                <w:rFonts w:hint="eastAsia"/>
+              </w:rPr>
+            </w:pPr>
+            <w:r>
+              <w:rPr>
+                <w:rFonts w:hint="eastAsia"/>
+              </w:rPr>
+              <w:t>4. 启用鼠标滚轮缩放功能</w:t>
+            </w:r>
+          </w:p>
+          <w:p>
+            <w:pPr>
+              <w:rPr>
+                <w:rFonts w:hint="eastAsia"/>
+              </w:rPr>
+            </w:pPr>
+          </w:p>
         </w:tc>
       </w:tr>
     </w:tbl>
-    <w:p/>
-    <w:p>
-      <w:pPr>
-        <w:rPr>
+    <w:p>
+      <w:pPr>
+        <w:rPr>
+          <w:rFonts w:hint="eastAsia"/>
+        </w:rPr>
+      </w:pPr>
+    </w:p>
+    <w:p>
+      <w:pPr>
+        <w:rPr>
+          <w:rFonts w:hint="eastAsia"/>
           <w:b/>
           <w:bCs/>
         </w:rPr>
@@ -971,6 +1406,9 @@
     <w:p>
       <w:pPr>
         <w:ind w:firstLine="420"/>
+        <w:rPr>
+          <w:rFonts w:hint="eastAsia"/>
+        </w:rPr>
       </w:pPr>
       <w:r>
         <w:rPr>
@@ -985,14 +1423,27 @@
     <w:p>
       <w:pPr>
         <w:ind w:firstLine="420"/>
-      </w:pPr>
-    </w:p>
-    <w:p>
+        <w:rPr>
+          <w:rFonts w:hint="eastAsia"/>
+        </w:rPr>
+      </w:pPr>
+    </w:p>
+    <w:p>
+      <w:pPr>
+        <w:rPr>
+          <w:rFonts w:hint="eastAsia"/>
+        </w:rPr>
+      </w:pPr>
       <w:r>
         <w:t>GPRMC报文格式：</w:t>
       </w:r>
     </w:p>
     <w:p>
+      <w:pPr>
+        <w:rPr>
+          <w:rFonts w:hint="eastAsia"/>
+        </w:rPr>
+      </w:pPr>
       <w:r>
         <w:t>$</w:t>
       </w:r>
@@ -1002,7 +1453,95 @@
       </w:r>
       <w:proofErr w:type="gramEnd"/>
       <w:r>
-        <w:t>1&gt;,&lt;2&gt;,&lt;3&gt;,&lt;4&gt;,&lt;5&gt;,&lt;6&gt;,&lt;7&gt;,&lt;8&gt;,&lt;9&gt;,&lt;10&gt;,&lt;11&gt;,&lt;12&gt;*</w:t>
+        <w:t>1</w:t>
+      </w:r>
+      <w:proofErr w:type="gramStart"/>
+      <w:r>
+        <w:t>&gt;,&lt;</w:t>
+      </w:r>
+      <w:proofErr w:type="gramEnd"/>
+      <w:r>
+        <w:t>2</w:t>
+      </w:r>
+      <w:proofErr w:type="gramStart"/>
+      <w:r>
+        <w:t>&gt;,&lt;</w:t>
+      </w:r>
+      <w:proofErr w:type="gramEnd"/>
+      <w:r>
+        <w:t>3</w:t>
+      </w:r>
+      <w:proofErr w:type="gramStart"/>
+      <w:r>
+        <w:t>&gt;,&lt;</w:t>
+      </w:r>
+      <w:proofErr w:type="gramEnd"/>
+      <w:r>
+        <w:t>4</w:t>
+      </w:r>
+      <w:proofErr w:type="gramStart"/>
+      <w:r>
+        <w:t>&gt;,&lt;</w:t>
+      </w:r>
+      <w:proofErr w:type="gramEnd"/>
+      <w:r>
+        <w:t>5</w:t>
+      </w:r>
+      <w:proofErr w:type="gramStart"/>
+      <w:r>
+        <w:t>&gt;,&lt;</w:t>
+      </w:r>
+      <w:proofErr w:type="gramEnd"/>
+      <w:r>
+        <w:t>6</w:t>
+      </w:r>
+      <w:proofErr w:type="gramStart"/>
+      <w:r>
+        <w:t>&gt;,&lt;</w:t>
+      </w:r>
+      <w:proofErr w:type="gramEnd"/>
+      <w:r>
+        <w:t>7</w:t>
+      </w:r>
+      <w:proofErr w:type="gramStart"/>
+      <w:r>
+        <w:t>&gt;,&lt;</w:t>
+      </w:r>
+      <w:proofErr w:type="gramEnd"/>
+      <w:r>
+        <w:t>8</w:t>
+      </w:r>
+      <w:proofErr w:type="gramStart"/>
+      <w:r>
+        <w:t>&gt;,&lt;</w:t>
+      </w:r>
+      <w:proofErr w:type="gramEnd"/>
+      <w:r>
+        <w:t>9</w:t>
+      </w:r>
+      <w:proofErr w:type="gramStart"/>
+      <w:r>
+        <w:t>&gt;,&lt;</w:t>
+      </w:r>
+      <w:proofErr w:type="gramEnd"/>
+      <w:r>
+        <w:t>10</w:t>
+      </w:r>
+      <w:proofErr w:type="gramStart"/>
+      <w:r>
+        <w:t>&gt;,&lt;</w:t>
+      </w:r>
+      <w:proofErr w:type="gramEnd"/>
+      <w:r>
+        <w:t>11</w:t>
+      </w:r>
+      <w:proofErr w:type="gramStart"/>
+      <w:r>
+        <w:t>&gt;,&lt;</w:t>
+      </w:r>
+      <w:proofErr w:type="gramEnd"/>
+      <w:r>
+        <w:t>12&gt;*</w:t>
       </w:r>
       <w:proofErr w:type="spellStart"/>
       <w:r>
@@ -1013,6 +1552,9 @@
     <w:p>
       <w:pPr>
         <w:ind w:firstLineChars="200" w:firstLine="420"/>
+        <w:rPr>
+          <w:rFonts w:hint="eastAsia"/>
+        </w:rPr>
       </w:pPr>
       <w:r>
         <w:t>&lt;1&gt; UTC时间，</w:t>
@@ -1027,6 +1569,11 @@
       </w:r>
     </w:p>
     <w:p>
+      <w:pPr>
+        <w:rPr>
+          <w:rFonts w:hint="eastAsia"/>
+        </w:rPr>
+      </w:pPr>
       <w:r>
         <w:rPr>
           <w:rFonts w:hint="eastAsia"/>
@@ -1038,6 +1585,11 @@
       </w:r>
     </w:p>
     <w:p>
+      <w:pPr>
+        <w:rPr>
+          <w:rFonts w:hint="eastAsia"/>
+        </w:rPr>
+      </w:pPr>
       <w:r>
         <w:rPr>
           <w:rFonts w:hint="eastAsia"/>
@@ -1057,6 +1609,11 @@
       </w:r>
     </w:p>
     <w:p>
+      <w:pPr>
+        <w:rPr>
+          <w:rFonts w:hint="eastAsia"/>
+        </w:rPr>
+      </w:pPr>
       <w:r>
         <w:rPr>
           <w:rFonts w:hint="eastAsia"/>
@@ -1068,6 +1625,11 @@
       </w:r>
     </w:p>
     <w:p>
+      <w:pPr>
+        <w:rPr>
+          <w:rFonts w:hint="eastAsia"/>
+        </w:rPr>
+      </w:pPr>
       <w:r>
         <w:rPr>
           <w:rFonts w:hint="eastAsia"/>
@@ -1087,6 +1649,11 @@
       </w:r>
     </w:p>
     <w:p>
+      <w:pPr>
+        <w:rPr>
+          <w:rFonts w:hint="eastAsia"/>
+        </w:rPr>
+      </w:pPr>
       <w:r>
         <w:rPr>
           <w:rFonts w:hint="eastAsia"/>
@@ -1098,6 +1665,11 @@
       </w:r>
     </w:p>
     <w:p>
+      <w:pPr>
+        <w:rPr>
+          <w:rFonts w:hint="eastAsia"/>
+        </w:rPr>
+      </w:pPr>
       <w:r>
         <w:rPr>
           <w:rFonts w:hint="eastAsia"/>
@@ -1109,6 +1681,11 @@
       </w:r>
     </w:p>
     <w:p>
+      <w:pPr>
+        <w:rPr>
+          <w:rFonts w:hint="eastAsia"/>
+        </w:rPr>
+      </w:pPr>
       <w:r>
         <w:rPr>
           <w:rFonts w:hint="eastAsia"/>
@@ -1120,6 +1697,11 @@
       </w:r>
     </w:p>
     <w:p>
+      <w:pPr>
+        <w:rPr>
+          <w:rFonts w:hint="eastAsia"/>
+        </w:rPr>
+      </w:pPr>
       <w:r>
         <w:rPr>
           <w:rFonts w:hint="eastAsia"/>
@@ -1141,12 +1723,20 @@
     <w:p>
       <w:pPr>
         <w:ind w:firstLineChars="200" w:firstLine="420"/>
+        <w:rPr>
+          <w:rFonts w:hint="eastAsia"/>
+        </w:rPr>
       </w:pPr>
       <w:r>
         <w:t>&lt;10&gt; 磁偏角（000.0~180.0度，前面的0也将被传输）</w:t>
       </w:r>
     </w:p>
     <w:p>
+      <w:pPr>
+        <w:rPr>
+          <w:rFonts w:hint="eastAsia"/>
+        </w:rPr>
+      </w:pPr>
       <w:r>
         <w:rPr>
           <w:rFonts w:hint="eastAsia"/>
@@ -1158,6 +1748,11 @@
       </w:r>
     </w:p>
     <w:p>
+      <w:pPr>
+        <w:rPr>
+          <w:rFonts w:hint="eastAsia"/>
+        </w:rPr>
+      </w:pPr>
       <w:r>
         <w:rPr>
           <w:rFonts w:hint="eastAsia"/>
@@ -1169,6 +1764,11 @@
       </w:r>
     </w:p>
     <w:p>
+      <w:pPr>
+        <w:rPr>
+          <w:rFonts w:hint="eastAsia"/>
+        </w:rPr>
+      </w:pPr>
       <w:r>
         <w:t xml:space="preserve">    </w:t>
       </w:r>
@@ -1181,12 +1781,47 @@
         <w:t xml:space="preserve"> 校验值（不处理）</w:t>
       </w:r>
     </w:p>
-    <w:p/>
-    <w:p/>
-    <w:p/>
-    <w:p/>
-    <w:p/>
-    <w:p>
+    <w:p>
+      <w:pPr>
+        <w:rPr>
+          <w:rFonts w:hint="eastAsia"/>
+        </w:rPr>
+      </w:pPr>
+    </w:p>
+    <w:p>
+      <w:pPr>
+        <w:rPr>
+          <w:rFonts w:hint="eastAsia"/>
+        </w:rPr>
+      </w:pPr>
+    </w:p>
+    <w:p>
+      <w:pPr>
+        <w:rPr>
+          <w:rFonts w:hint="eastAsia"/>
+        </w:rPr>
+      </w:pPr>
+    </w:p>
+    <w:p>
+      <w:pPr>
+        <w:rPr>
+          <w:rFonts w:hint="eastAsia"/>
+        </w:rPr>
+      </w:pPr>
+    </w:p>
+    <w:p>
+      <w:pPr>
+        <w:rPr>
+          <w:rFonts w:hint="eastAsia"/>
+        </w:rPr>
+      </w:pPr>
+    </w:p>
+    <w:p>
+      <w:pPr>
+        <w:rPr>
+          <w:rFonts w:hint="eastAsia"/>
+        </w:rPr>
+      </w:pPr>
       <w:r>
         <w:rPr>
           <w:rFonts w:hint="eastAsia"/>
@@ -1195,8 +1830,12 @@
         <w:t>试从数据记录中找出一条数据记录，并解析出数据字段值（不限于GPRMC）：</w:t>
       </w:r>
     </w:p>
-    <w:p/>
-    <w:p>
+    <w:p>
+      <w:pPr>
+        <w:rPr>
+          <w:rFonts w:hint="eastAsia"/>
+        </w:rPr>
+      </w:pPr>
       <w:r>
         <w:rPr>
           <w:rFonts w:hint="eastAsia"/>
@@ -1207,6 +1846,7 @@
     <w:p>
       <w:pPr>
         <w:rPr>
+          <w:rFonts w:hint="eastAsia"/>
           <w:u w:val="single"/>
         </w:rPr>
       </w:pPr>
@@ -1221,41 +1861,131 @@
         <w:rPr>
           <w:u w:val="single"/>
         </w:rPr>
-        <w:t xml:space="preserve">                                                                              </w:t>
-      </w:r>
-    </w:p>
-    <w:p/>
-    <w:p>
-      <w:r>
-        <w:rPr>
-          <w:rFonts w:hint="eastAsia"/>
-        </w:rPr>
-        <w:t>数据字段：</w:t>
-      </w:r>
+        <w:t>$GPRMC,083559.</w:t>
+      </w:r>
+      <w:proofErr w:type="gramStart"/>
+      <w:r>
+        <w:rPr>
+          <w:u w:val="single"/>
+        </w:rPr>
+        <w:t>00,A</w:t>
+      </w:r>
+      <w:proofErr w:type="gramEnd"/>
+      <w:r>
+        <w:rPr>
+          <w:u w:val="single"/>
+        </w:rPr>
+        <w:t>,4717.</w:t>
+      </w:r>
+      <w:proofErr w:type="gramStart"/>
+      <w:r>
+        <w:rPr>
+          <w:u w:val="single"/>
+        </w:rPr>
+        <w:t>11437,N</w:t>
+      </w:r>
+      <w:proofErr w:type="gramEnd"/>
+      <w:r>
+        <w:rPr>
+          <w:u w:val="single"/>
+        </w:rPr>
+        <w:t>,00833.</w:t>
+      </w:r>
+      <w:proofErr w:type="gramStart"/>
+      <w:r>
+        <w:rPr>
+          <w:u w:val="single"/>
+        </w:rPr>
+        <w:t>91522,E</w:t>
+      </w:r>
+      <w:proofErr w:type="gramEnd"/>
+      <w:r>
+        <w:rPr>
+          <w:u w:val="single"/>
+        </w:rPr>
+        <w:t>,0.004,77.</w:t>
+      </w:r>
+      <w:proofErr w:type="gramStart"/>
+      <w:r>
+        <w:rPr>
+          <w:u w:val="single"/>
+        </w:rPr>
+        <w:t>52,091202,,,</w:t>
+      </w:r>
+      <w:proofErr w:type="gramEnd"/>
+      <w:r>
+        <w:rPr>
+          <w:u w:val="single"/>
+        </w:rPr>
+        <w:t>A*74</w:t>
+      </w:r>
+      <w:r>
+        <w:rPr>
+          <w:u w:val="single"/>
+        </w:rPr>
+        <w:t xml:space="preserve">                                                                            </w:t>
+      </w:r>
+    </w:p>
+    <w:p>
+      <w:pPr>
+        <w:rPr>
+          <w:rFonts w:hint="eastAsia"/>
+        </w:rPr>
+      </w:pPr>
     </w:p>
     <w:tbl>
       <w:tblPr>
-        <w:tblStyle w:val="a8"/>
         <w:tblW w:w="0" w:type="auto"/>
+        <w:tblCellSpacing w:w="15" w:type="dxa"/>
+        <w:tblBorders>
+          <w:insideH w:val="single" w:sz="4" w:space="0" w:color="auto"/>
+          <w:insideV w:val="single" w:sz="4" w:space="0" w:color="auto"/>
+        </w:tblBorders>
+        <w:tblLayout w:type="fixed"/>
+        <w:tblCellMar>
+          <w:top w:w="15" w:type="dxa"/>
+          <w:left w:w="15" w:type="dxa"/>
+          <w:bottom w:w="15" w:type="dxa"/>
+          <w:right w:w="15" w:type="dxa"/>
+        </w:tblCellMar>
         <w:tblLook w:val="04A0" w:firstRow="1" w:lastRow="0" w:firstColumn="1" w:lastColumn="0" w:noHBand="0" w:noVBand="1"/>
       </w:tblPr>
       <w:tblGrid>
-        <w:gridCol w:w="3539"/>
-        <w:gridCol w:w="3366"/>
-        <w:gridCol w:w="1391"/>
+        <w:gridCol w:w="3205"/>
+        <w:gridCol w:w="1615"/>
+        <w:gridCol w:w="2126"/>
       </w:tblGrid>
       <w:tr>
-        <w:tc>
-          <w:tcPr>
-            <w:tcW w:w="3539" w:type="dxa"/>
-          </w:tcPr>
-          <w:p>
-            <w:pPr>
-              <w:jc w:val="center"/>
-            </w:pPr>
-            <w:r>
-              <w:rPr>
-                <w:rFonts w:hint="eastAsia"/>
+        <w:trPr>
+          <w:tblCellSpacing w:w="15" w:type="dxa"/>
+        </w:trPr>
+        <w:tc>
+          <w:tcPr>
+            <w:tcW w:w="3160" w:type="dxa"/>
+            <w:vAlign w:val="center"/>
+            <w:hideMark/>
+          </w:tcPr>
+          <w:p>
+            <w:pPr>
+              <w:widowControl/>
+              <w:jc w:val="left"/>
+              <w:rPr>
+                <w:rFonts w:ascii="宋体" w:eastAsia="宋体" w:hAnsi="宋体" w:cs="宋体"/>
+                <w:b/>
+                <w:bCs/>
+                <w:kern w:val="0"/>
+                <w:sz w:val="24"/>
+                <w:szCs w:val="24"/>
+              </w:rPr>
+            </w:pPr>
+            <w:r>
+              <w:rPr>
+                <w:rFonts w:ascii="宋体" w:eastAsia="宋体" w:hAnsi="宋体" w:cs="宋体"/>
+                <w:b/>
+                <w:bCs/>
+                <w:kern w:val="0"/>
+                <w:sz w:val="24"/>
+                <w:szCs w:val="24"/>
               </w:rPr>
               <w:t>字段名称</w:t>
             </w:r>
@@ -1263,18 +1993,31 @@
         </w:tc>
         <w:tc>
           <w:tcPr>
-            <w:tcW w:w="3366" w:type="dxa"/>
-            <w:tcBorders>
-              <w:right w:val="dotted" w:sz="4" w:space="0" w:color="auto"/>
-            </w:tcBorders>
-          </w:tcPr>
-          <w:p>
-            <w:pPr>
-              <w:jc w:val="center"/>
-            </w:pPr>
-            <w:r>
-              <w:rPr>
-                <w:rFonts w:hint="eastAsia"/>
+            <w:tcW w:w="1585" w:type="dxa"/>
+            <w:vAlign w:val="center"/>
+            <w:hideMark/>
+          </w:tcPr>
+          <w:p>
+            <w:pPr>
+              <w:widowControl/>
+              <w:jc w:val="left"/>
+              <w:rPr>
+                <w:rFonts w:ascii="宋体" w:eastAsia="宋体" w:hAnsi="宋体" w:cs="宋体"/>
+                <w:b/>
+                <w:bCs/>
+                <w:kern w:val="0"/>
+                <w:sz w:val="24"/>
+                <w:szCs w:val="24"/>
+              </w:rPr>
+            </w:pPr>
+            <w:r>
+              <w:rPr>
+                <w:rFonts w:ascii="宋体" w:eastAsia="宋体" w:hAnsi="宋体" w:cs="宋体"/>
+                <w:b/>
+                <w:bCs/>
+                <w:kern w:val="0"/>
+                <w:sz w:val="24"/>
+                <w:szCs w:val="24"/>
               </w:rPr>
               <w:t>字段值</w:t>
             </w:r>
@@ -1282,18 +2025,31 @@
         </w:tc>
         <w:tc>
           <w:tcPr>
-            <w:tcW w:w="1391" w:type="dxa"/>
-            <w:tcBorders>
-              <w:left w:val="dotted" w:sz="4" w:space="0" w:color="auto"/>
-            </w:tcBorders>
-          </w:tcPr>
-          <w:p>
-            <w:pPr>
-              <w:jc w:val="center"/>
-            </w:pPr>
-            <w:r>
-              <w:rPr>
-                <w:rFonts w:hint="eastAsia"/>
+            <w:tcW w:w="2081" w:type="dxa"/>
+            <w:vAlign w:val="center"/>
+            <w:hideMark/>
+          </w:tcPr>
+          <w:p>
+            <w:pPr>
+              <w:widowControl/>
+              <w:jc w:val="left"/>
+              <w:rPr>
+                <w:rFonts w:ascii="宋体" w:eastAsia="宋体" w:hAnsi="宋体" w:cs="宋体"/>
+                <w:b/>
+                <w:bCs/>
+                <w:kern w:val="0"/>
+                <w:sz w:val="24"/>
+                <w:szCs w:val="24"/>
+              </w:rPr>
+            </w:pPr>
+            <w:r>
+              <w:rPr>
+                <w:rFonts w:ascii="宋体" w:eastAsia="宋体" w:hAnsi="宋体" w:cs="宋体"/>
+                <w:b/>
+                <w:bCs/>
+                <w:kern w:val="0"/>
+                <w:sz w:val="24"/>
+                <w:szCs w:val="24"/>
               </w:rPr>
               <w:t>单位</w:t>
             </w:r>
@@ -1301,296 +2057,2260 @@
         </w:tc>
       </w:tr>
       <w:tr>
-        <w:tc>
-          <w:tcPr>
-            <w:tcW w:w="3539" w:type="dxa"/>
-          </w:tcPr>
-          <w:p/>
-        </w:tc>
-        <w:tc>
-          <w:tcPr>
-            <w:tcW w:w="3366" w:type="dxa"/>
-            <w:tcBorders>
-              <w:right w:val="dotted" w:sz="4" w:space="0" w:color="auto"/>
-            </w:tcBorders>
-          </w:tcPr>
-          <w:p/>
-        </w:tc>
-        <w:tc>
-          <w:tcPr>
-            <w:tcW w:w="1391" w:type="dxa"/>
-            <w:tcBorders>
-              <w:left w:val="dotted" w:sz="4" w:space="0" w:color="auto"/>
-            </w:tcBorders>
-          </w:tcPr>
-          <w:p/>
+        <w:trPr>
+          <w:tblCellSpacing w:w="15" w:type="dxa"/>
+        </w:trPr>
+        <w:tc>
+          <w:tcPr>
+            <w:tcW w:w="3160" w:type="dxa"/>
+            <w:vAlign w:val="center"/>
+            <w:hideMark/>
+          </w:tcPr>
+          <w:p>
+            <w:pPr>
+              <w:widowControl/>
+              <w:jc w:val="left"/>
+              <w:rPr>
+                <w:rFonts w:ascii="宋体" w:eastAsia="宋体" w:hAnsi="宋体" w:cs="宋体"/>
+                <w:kern w:val="0"/>
+                <w:sz w:val="24"/>
+                <w:szCs w:val="24"/>
+              </w:rPr>
+            </w:pPr>
+            <w:r>
+              <w:rPr>
+                <w:rFonts w:ascii="宋体" w:eastAsia="宋体" w:hAnsi="宋体" w:cs="宋体"/>
+                <w:kern w:val="0"/>
+                <w:sz w:val="24"/>
+                <w:szCs w:val="24"/>
+              </w:rPr>
+              <w:t>UTC时间 (GPRMC)</w:t>
+            </w:r>
+          </w:p>
+        </w:tc>
+        <w:tc>
+          <w:tcPr>
+            <w:tcW w:w="1585" w:type="dxa"/>
+            <w:vAlign w:val="center"/>
+            <w:hideMark/>
+          </w:tcPr>
+          <w:p>
+            <w:pPr>
+              <w:widowControl/>
+              <w:jc w:val="left"/>
+              <w:rPr>
+                <w:rFonts w:ascii="宋体" w:eastAsia="宋体" w:hAnsi="宋体" w:cs="宋体"/>
+                <w:kern w:val="0"/>
+                <w:sz w:val="24"/>
+                <w:szCs w:val="24"/>
+              </w:rPr>
+            </w:pPr>
+            <w:r>
+              <w:rPr>
+                <w:rFonts w:ascii="宋体" w:eastAsia="宋体" w:hAnsi="宋体" w:cs="宋体"/>
+                <w:kern w:val="0"/>
+                <w:sz w:val="24"/>
+                <w:szCs w:val="24"/>
+              </w:rPr>
+              <w:t>083559.00</w:t>
+            </w:r>
+          </w:p>
+        </w:tc>
+        <w:tc>
+          <w:tcPr>
+            <w:tcW w:w="2081" w:type="dxa"/>
+            <w:vAlign w:val="center"/>
+            <w:hideMark/>
+          </w:tcPr>
+          <w:p>
+            <w:pPr>
+              <w:widowControl/>
+              <w:jc w:val="left"/>
+              <w:rPr>
+                <w:rFonts w:ascii="宋体" w:eastAsia="宋体" w:hAnsi="宋体" w:cs="宋体"/>
+                <w:kern w:val="0"/>
+                <w:sz w:val="24"/>
+                <w:szCs w:val="24"/>
+              </w:rPr>
+            </w:pPr>
+            <w:proofErr w:type="spellStart"/>
+            <w:proofErr w:type="gramStart"/>
+            <w:r>
+              <w:rPr>
+                <w:rFonts w:ascii="宋体" w:eastAsia="宋体" w:hAnsi="宋体" w:cs="宋体"/>
+                <w:kern w:val="0"/>
+                <w:sz w:val="24"/>
+                <w:szCs w:val="24"/>
+              </w:rPr>
+              <w:t>hhmmss.ss</w:t>
+            </w:r>
+            <w:proofErr w:type="spellEnd"/>
+            <w:proofErr w:type="gramEnd"/>
+          </w:p>
         </w:tc>
       </w:tr>
       <w:tr>
-        <w:tc>
-          <w:tcPr>
-            <w:tcW w:w="3539" w:type="dxa"/>
-          </w:tcPr>
-          <w:p/>
-        </w:tc>
-        <w:tc>
-          <w:tcPr>
-            <w:tcW w:w="3366" w:type="dxa"/>
-            <w:tcBorders>
-              <w:right w:val="dotted" w:sz="4" w:space="0" w:color="auto"/>
-            </w:tcBorders>
-          </w:tcPr>
-          <w:p/>
-        </w:tc>
-        <w:tc>
-          <w:tcPr>
-            <w:tcW w:w="1391" w:type="dxa"/>
-            <w:tcBorders>
-              <w:left w:val="dotted" w:sz="4" w:space="0" w:color="auto"/>
-            </w:tcBorders>
-          </w:tcPr>
-          <w:p/>
+        <w:trPr>
+          <w:tblCellSpacing w:w="15" w:type="dxa"/>
+        </w:trPr>
+        <w:tc>
+          <w:tcPr>
+            <w:tcW w:w="3160" w:type="dxa"/>
+            <w:vAlign w:val="center"/>
+            <w:hideMark/>
+          </w:tcPr>
+          <w:p>
+            <w:pPr>
+              <w:widowControl/>
+              <w:jc w:val="left"/>
+              <w:rPr>
+                <w:rFonts w:ascii="宋体" w:eastAsia="宋体" w:hAnsi="宋体" w:cs="宋体"/>
+                <w:kern w:val="0"/>
+                <w:sz w:val="24"/>
+                <w:szCs w:val="24"/>
+              </w:rPr>
+            </w:pPr>
+            <w:r>
+              <w:rPr>
+                <w:rFonts w:ascii="宋体" w:eastAsia="宋体" w:hAnsi="宋体" w:cs="宋体"/>
+                <w:kern w:val="0"/>
+                <w:sz w:val="24"/>
+                <w:szCs w:val="24"/>
+              </w:rPr>
+              <w:t>定位状态 (GPRMC)</w:t>
+            </w:r>
+          </w:p>
+        </w:tc>
+        <w:tc>
+          <w:tcPr>
+            <w:tcW w:w="1585" w:type="dxa"/>
+            <w:vAlign w:val="center"/>
+            <w:hideMark/>
+          </w:tcPr>
+          <w:p>
+            <w:pPr>
+              <w:widowControl/>
+              <w:jc w:val="left"/>
+              <w:rPr>
+                <w:rFonts w:ascii="宋体" w:eastAsia="宋体" w:hAnsi="宋体" w:cs="宋体"/>
+                <w:kern w:val="0"/>
+                <w:sz w:val="24"/>
+                <w:szCs w:val="24"/>
+              </w:rPr>
+            </w:pPr>
+            <w:r>
+              <w:rPr>
+                <w:rFonts w:ascii="宋体" w:eastAsia="宋体" w:hAnsi="宋体" w:cs="宋体"/>
+                <w:kern w:val="0"/>
+                <w:sz w:val="24"/>
+                <w:szCs w:val="24"/>
+              </w:rPr>
+              <w:t>A</w:t>
+            </w:r>
+          </w:p>
+        </w:tc>
+        <w:tc>
+          <w:tcPr>
+            <w:tcW w:w="2081" w:type="dxa"/>
+            <w:vAlign w:val="center"/>
+            <w:hideMark/>
+          </w:tcPr>
+          <w:p>
+            <w:pPr>
+              <w:widowControl/>
+              <w:jc w:val="left"/>
+              <w:rPr>
+                <w:rFonts w:ascii="宋体" w:eastAsia="宋体" w:hAnsi="宋体" w:cs="宋体"/>
+                <w:kern w:val="0"/>
+                <w:sz w:val="24"/>
+                <w:szCs w:val="24"/>
+              </w:rPr>
+            </w:pPr>
+          </w:p>
         </w:tc>
       </w:tr>
       <w:tr>
-        <w:tc>
-          <w:tcPr>
-            <w:tcW w:w="3539" w:type="dxa"/>
-          </w:tcPr>
-          <w:p/>
-        </w:tc>
-        <w:tc>
-          <w:tcPr>
-            <w:tcW w:w="3366" w:type="dxa"/>
-            <w:tcBorders>
-              <w:right w:val="dotted" w:sz="4" w:space="0" w:color="auto"/>
-            </w:tcBorders>
-          </w:tcPr>
-          <w:p/>
-        </w:tc>
-        <w:tc>
-          <w:tcPr>
-            <w:tcW w:w="1391" w:type="dxa"/>
-            <w:tcBorders>
-              <w:left w:val="dotted" w:sz="4" w:space="0" w:color="auto"/>
-            </w:tcBorders>
-          </w:tcPr>
-          <w:p/>
+        <w:trPr>
+          <w:tblCellSpacing w:w="15" w:type="dxa"/>
+        </w:trPr>
+        <w:tc>
+          <w:tcPr>
+            <w:tcW w:w="3160" w:type="dxa"/>
+            <w:vAlign w:val="center"/>
+            <w:hideMark/>
+          </w:tcPr>
+          <w:p>
+            <w:pPr>
+              <w:widowControl/>
+              <w:jc w:val="left"/>
+              <w:rPr>
+                <w:rFonts w:ascii="宋体" w:eastAsia="宋体" w:hAnsi="宋体" w:cs="宋体"/>
+                <w:kern w:val="0"/>
+                <w:sz w:val="24"/>
+                <w:szCs w:val="24"/>
+              </w:rPr>
+            </w:pPr>
+            <w:r>
+              <w:rPr>
+                <w:rFonts w:ascii="宋体" w:eastAsia="宋体" w:hAnsi="宋体" w:cs="宋体"/>
+                <w:kern w:val="0"/>
+                <w:sz w:val="24"/>
+                <w:szCs w:val="24"/>
+              </w:rPr>
+              <w:t>纬度 (GPRMC)</w:t>
+            </w:r>
+          </w:p>
+        </w:tc>
+        <w:tc>
+          <w:tcPr>
+            <w:tcW w:w="1585" w:type="dxa"/>
+            <w:vAlign w:val="center"/>
+            <w:hideMark/>
+          </w:tcPr>
+          <w:p>
+            <w:pPr>
+              <w:widowControl/>
+              <w:jc w:val="left"/>
+              <w:rPr>
+                <w:rFonts w:ascii="宋体" w:eastAsia="宋体" w:hAnsi="宋体" w:cs="宋体"/>
+                <w:kern w:val="0"/>
+                <w:sz w:val="24"/>
+                <w:szCs w:val="24"/>
+              </w:rPr>
+            </w:pPr>
+            <w:r>
+              <w:rPr>
+                <w:rFonts w:ascii="宋体" w:eastAsia="宋体" w:hAnsi="宋体" w:cs="宋体"/>
+                <w:kern w:val="0"/>
+                <w:sz w:val="24"/>
+                <w:szCs w:val="24"/>
+              </w:rPr>
+              <w:t>4717.11437</w:t>
+            </w:r>
+          </w:p>
+        </w:tc>
+        <w:tc>
+          <w:tcPr>
+            <w:tcW w:w="2081" w:type="dxa"/>
+            <w:vAlign w:val="center"/>
+            <w:hideMark/>
+          </w:tcPr>
+          <w:p>
+            <w:pPr>
+              <w:widowControl/>
+              <w:jc w:val="left"/>
+              <w:rPr>
+                <w:rFonts w:ascii="宋体" w:eastAsia="宋体" w:hAnsi="宋体" w:cs="宋体"/>
+                <w:kern w:val="0"/>
+                <w:sz w:val="24"/>
+                <w:szCs w:val="24"/>
+              </w:rPr>
+            </w:pPr>
+            <w:proofErr w:type="spellStart"/>
+            <w:proofErr w:type="gramStart"/>
+            <w:r>
+              <w:rPr>
+                <w:rFonts w:ascii="宋体" w:eastAsia="宋体" w:hAnsi="宋体" w:cs="宋体"/>
+                <w:kern w:val="0"/>
+                <w:sz w:val="24"/>
+                <w:szCs w:val="24"/>
+              </w:rPr>
+              <w:t>ddmm.mmmm</w:t>
+            </w:r>
+            <w:proofErr w:type="spellEnd"/>
+            <w:proofErr w:type="gramEnd"/>
+          </w:p>
         </w:tc>
       </w:tr>
       <w:tr>
-        <w:tc>
-          <w:tcPr>
-            <w:tcW w:w="3539" w:type="dxa"/>
-          </w:tcPr>
-          <w:p/>
-        </w:tc>
-        <w:tc>
-          <w:tcPr>
-            <w:tcW w:w="3366" w:type="dxa"/>
-            <w:tcBorders>
-              <w:right w:val="dotted" w:sz="4" w:space="0" w:color="auto"/>
-            </w:tcBorders>
-          </w:tcPr>
-          <w:p/>
-        </w:tc>
-        <w:tc>
-          <w:tcPr>
-            <w:tcW w:w="1391" w:type="dxa"/>
-            <w:tcBorders>
-              <w:left w:val="dotted" w:sz="4" w:space="0" w:color="auto"/>
-            </w:tcBorders>
-          </w:tcPr>
-          <w:p/>
+        <w:trPr>
+          <w:tblCellSpacing w:w="15" w:type="dxa"/>
+        </w:trPr>
+        <w:tc>
+          <w:tcPr>
+            <w:tcW w:w="3160" w:type="dxa"/>
+            <w:vAlign w:val="center"/>
+            <w:hideMark/>
+          </w:tcPr>
+          <w:p>
+            <w:pPr>
+              <w:widowControl/>
+              <w:jc w:val="left"/>
+              <w:rPr>
+                <w:rFonts w:ascii="宋体" w:eastAsia="宋体" w:hAnsi="宋体" w:cs="宋体"/>
+                <w:kern w:val="0"/>
+                <w:sz w:val="24"/>
+                <w:szCs w:val="24"/>
+              </w:rPr>
+            </w:pPr>
+            <w:r>
+              <w:rPr>
+                <w:rFonts w:ascii="宋体" w:eastAsia="宋体" w:hAnsi="宋体" w:cs="宋体"/>
+                <w:kern w:val="0"/>
+                <w:sz w:val="24"/>
+                <w:szCs w:val="24"/>
+              </w:rPr>
+              <w:t>纬度半球 (GPRMC)</w:t>
+            </w:r>
+          </w:p>
+        </w:tc>
+        <w:tc>
+          <w:tcPr>
+            <w:tcW w:w="1585" w:type="dxa"/>
+            <w:vAlign w:val="center"/>
+            <w:hideMark/>
+          </w:tcPr>
+          <w:p>
+            <w:pPr>
+              <w:widowControl/>
+              <w:jc w:val="left"/>
+              <w:rPr>
+                <w:rFonts w:ascii="宋体" w:eastAsia="宋体" w:hAnsi="宋体" w:cs="宋体"/>
+                <w:kern w:val="0"/>
+                <w:sz w:val="24"/>
+                <w:szCs w:val="24"/>
+              </w:rPr>
+            </w:pPr>
+            <w:r>
+              <w:rPr>
+                <w:rFonts w:ascii="宋体" w:eastAsia="宋体" w:hAnsi="宋体" w:cs="宋体"/>
+                <w:kern w:val="0"/>
+                <w:sz w:val="24"/>
+                <w:szCs w:val="24"/>
+              </w:rPr>
+              <w:t>N</w:t>
+            </w:r>
+          </w:p>
+        </w:tc>
+        <w:tc>
+          <w:tcPr>
+            <w:tcW w:w="2081" w:type="dxa"/>
+            <w:vAlign w:val="center"/>
+            <w:hideMark/>
+          </w:tcPr>
+          <w:p>
+            <w:pPr>
+              <w:widowControl/>
+              <w:jc w:val="left"/>
+              <w:rPr>
+                <w:rFonts w:ascii="宋体" w:eastAsia="宋体" w:hAnsi="宋体" w:cs="宋体"/>
+                <w:kern w:val="0"/>
+                <w:sz w:val="24"/>
+                <w:szCs w:val="24"/>
+              </w:rPr>
+            </w:pPr>
+          </w:p>
         </w:tc>
       </w:tr>
       <w:tr>
-        <w:tc>
-          <w:tcPr>
-            <w:tcW w:w="3539" w:type="dxa"/>
-          </w:tcPr>
-          <w:p/>
-        </w:tc>
-        <w:tc>
-          <w:tcPr>
-            <w:tcW w:w="3366" w:type="dxa"/>
-            <w:tcBorders>
-              <w:right w:val="dotted" w:sz="4" w:space="0" w:color="auto"/>
-            </w:tcBorders>
-          </w:tcPr>
-          <w:p/>
-        </w:tc>
-        <w:tc>
-          <w:tcPr>
-            <w:tcW w:w="1391" w:type="dxa"/>
-            <w:tcBorders>
-              <w:left w:val="dotted" w:sz="4" w:space="0" w:color="auto"/>
-            </w:tcBorders>
-          </w:tcPr>
-          <w:p/>
+        <w:trPr>
+          <w:tblCellSpacing w:w="15" w:type="dxa"/>
+        </w:trPr>
+        <w:tc>
+          <w:tcPr>
+            <w:tcW w:w="3160" w:type="dxa"/>
+            <w:vAlign w:val="center"/>
+            <w:hideMark/>
+          </w:tcPr>
+          <w:p>
+            <w:pPr>
+              <w:widowControl/>
+              <w:jc w:val="left"/>
+              <w:rPr>
+                <w:rFonts w:ascii="宋体" w:eastAsia="宋体" w:hAnsi="宋体" w:cs="宋体"/>
+                <w:kern w:val="0"/>
+                <w:sz w:val="24"/>
+                <w:szCs w:val="24"/>
+              </w:rPr>
+            </w:pPr>
+            <w:r>
+              <w:rPr>
+                <w:rFonts w:ascii="宋体" w:eastAsia="宋体" w:hAnsi="宋体" w:cs="宋体"/>
+                <w:kern w:val="0"/>
+                <w:sz w:val="24"/>
+                <w:szCs w:val="24"/>
+              </w:rPr>
+              <w:t>经度 (GPRMC)</w:t>
+            </w:r>
+          </w:p>
+        </w:tc>
+        <w:tc>
+          <w:tcPr>
+            <w:tcW w:w="1585" w:type="dxa"/>
+            <w:vAlign w:val="center"/>
+            <w:hideMark/>
+          </w:tcPr>
+          <w:p>
+            <w:pPr>
+              <w:widowControl/>
+              <w:jc w:val="left"/>
+              <w:rPr>
+                <w:rFonts w:ascii="宋体" w:eastAsia="宋体" w:hAnsi="宋体" w:cs="宋体"/>
+                <w:kern w:val="0"/>
+                <w:sz w:val="24"/>
+                <w:szCs w:val="24"/>
+              </w:rPr>
+            </w:pPr>
+            <w:r>
+              <w:rPr>
+                <w:rFonts w:ascii="宋体" w:eastAsia="宋体" w:hAnsi="宋体" w:cs="宋体"/>
+                <w:kern w:val="0"/>
+                <w:sz w:val="24"/>
+                <w:szCs w:val="24"/>
+              </w:rPr>
+              <w:t>00833.91522</w:t>
+            </w:r>
+          </w:p>
+        </w:tc>
+        <w:tc>
+          <w:tcPr>
+            <w:tcW w:w="2081" w:type="dxa"/>
+            <w:vAlign w:val="center"/>
+            <w:hideMark/>
+          </w:tcPr>
+          <w:p>
+            <w:pPr>
+              <w:widowControl/>
+              <w:jc w:val="left"/>
+              <w:rPr>
+                <w:rFonts w:ascii="宋体" w:eastAsia="宋体" w:hAnsi="宋体" w:cs="宋体"/>
+                <w:kern w:val="0"/>
+                <w:sz w:val="24"/>
+                <w:szCs w:val="24"/>
+              </w:rPr>
+            </w:pPr>
+            <w:proofErr w:type="spellStart"/>
+            <w:proofErr w:type="gramStart"/>
+            <w:r>
+              <w:rPr>
+                <w:rFonts w:ascii="宋体" w:eastAsia="宋体" w:hAnsi="宋体" w:cs="宋体"/>
+                <w:kern w:val="0"/>
+                <w:sz w:val="24"/>
+                <w:szCs w:val="24"/>
+              </w:rPr>
+              <w:t>dddmm.mmmm</w:t>
+            </w:r>
+            <w:proofErr w:type="spellEnd"/>
+            <w:proofErr w:type="gramEnd"/>
+          </w:p>
         </w:tc>
       </w:tr>
       <w:tr>
-        <w:tc>
-          <w:tcPr>
-            <w:tcW w:w="3539" w:type="dxa"/>
-          </w:tcPr>
-          <w:p/>
-        </w:tc>
-        <w:tc>
-          <w:tcPr>
-            <w:tcW w:w="3366" w:type="dxa"/>
-            <w:tcBorders>
-              <w:right w:val="dotted" w:sz="4" w:space="0" w:color="auto"/>
-            </w:tcBorders>
-          </w:tcPr>
-          <w:p/>
-        </w:tc>
-        <w:tc>
-          <w:tcPr>
-            <w:tcW w:w="1391" w:type="dxa"/>
-            <w:tcBorders>
-              <w:left w:val="dotted" w:sz="4" w:space="0" w:color="auto"/>
-            </w:tcBorders>
-          </w:tcPr>
-          <w:p/>
+        <w:trPr>
+          <w:tblCellSpacing w:w="15" w:type="dxa"/>
+        </w:trPr>
+        <w:tc>
+          <w:tcPr>
+            <w:tcW w:w="3160" w:type="dxa"/>
+            <w:vAlign w:val="center"/>
+            <w:hideMark/>
+          </w:tcPr>
+          <w:p>
+            <w:pPr>
+              <w:widowControl/>
+              <w:jc w:val="left"/>
+              <w:rPr>
+                <w:rFonts w:ascii="宋体" w:eastAsia="宋体" w:hAnsi="宋体" w:cs="宋体"/>
+                <w:kern w:val="0"/>
+                <w:sz w:val="24"/>
+                <w:szCs w:val="24"/>
+              </w:rPr>
+            </w:pPr>
+            <w:r>
+              <w:rPr>
+                <w:rFonts w:ascii="宋体" w:eastAsia="宋体" w:hAnsi="宋体" w:cs="宋体"/>
+                <w:kern w:val="0"/>
+                <w:sz w:val="24"/>
+                <w:szCs w:val="24"/>
+              </w:rPr>
+              <w:t>经度半球 (GPRMC)</w:t>
+            </w:r>
+          </w:p>
+        </w:tc>
+        <w:tc>
+          <w:tcPr>
+            <w:tcW w:w="1585" w:type="dxa"/>
+            <w:vAlign w:val="center"/>
+            <w:hideMark/>
+          </w:tcPr>
+          <w:p>
+            <w:pPr>
+              <w:widowControl/>
+              <w:jc w:val="left"/>
+              <w:rPr>
+                <w:rFonts w:ascii="宋体" w:eastAsia="宋体" w:hAnsi="宋体" w:cs="宋体"/>
+                <w:kern w:val="0"/>
+                <w:sz w:val="24"/>
+                <w:szCs w:val="24"/>
+              </w:rPr>
+            </w:pPr>
+            <w:r>
+              <w:rPr>
+                <w:rFonts w:ascii="宋体" w:eastAsia="宋体" w:hAnsi="宋体" w:cs="宋体"/>
+                <w:kern w:val="0"/>
+                <w:sz w:val="24"/>
+                <w:szCs w:val="24"/>
+              </w:rPr>
+              <w:t>E</w:t>
+            </w:r>
+          </w:p>
+        </w:tc>
+        <w:tc>
+          <w:tcPr>
+            <w:tcW w:w="2081" w:type="dxa"/>
+            <w:vAlign w:val="center"/>
+            <w:hideMark/>
+          </w:tcPr>
+          <w:p>
+            <w:pPr>
+              <w:widowControl/>
+              <w:jc w:val="left"/>
+              <w:rPr>
+                <w:rFonts w:ascii="宋体" w:eastAsia="宋体" w:hAnsi="宋体" w:cs="宋体"/>
+                <w:kern w:val="0"/>
+                <w:sz w:val="24"/>
+                <w:szCs w:val="24"/>
+              </w:rPr>
+            </w:pPr>
+          </w:p>
         </w:tc>
       </w:tr>
       <w:tr>
-        <w:tc>
-          <w:tcPr>
-            <w:tcW w:w="3539" w:type="dxa"/>
-          </w:tcPr>
-          <w:p/>
-        </w:tc>
-        <w:tc>
-          <w:tcPr>
-            <w:tcW w:w="3366" w:type="dxa"/>
-            <w:tcBorders>
-              <w:right w:val="dotted" w:sz="4" w:space="0" w:color="auto"/>
-            </w:tcBorders>
-          </w:tcPr>
-          <w:p/>
-        </w:tc>
-        <w:tc>
-          <w:tcPr>
-            <w:tcW w:w="1391" w:type="dxa"/>
-            <w:tcBorders>
-              <w:left w:val="dotted" w:sz="4" w:space="0" w:color="auto"/>
-            </w:tcBorders>
-          </w:tcPr>
-          <w:p/>
+        <w:trPr>
+          <w:tblCellSpacing w:w="15" w:type="dxa"/>
+        </w:trPr>
+        <w:tc>
+          <w:tcPr>
+            <w:tcW w:w="3160" w:type="dxa"/>
+            <w:vAlign w:val="center"/>
+            <w:hideMark/>
+          </w:tcPr>
+          <w:p>
+            <w:pPr>
+              <w:widowControl/>
+              <w:jc w:val="left"/>
+              <w:rPr>
+                <w:rFonts w:ascii="宋体" w:eastAsia="宋体" w:hAnsi="宋体" w:cs="宋体"/>
+                <w:kern w:val="0"/>
+                <w:sz w:val="24"/>
+                <w:szCs w:val="24"/>
+              </w:rPr>
+            </w:pPr>
+            <w:r>
+              <w:rPr>
+                <w:rFonts w:ascii="宋体" w:eastAsia="宋体" w:hAnsi="宋体" w:cs="宋体"/>
+                <w:kern w:val="0"/>
+                <w:sz w:val="24"/>
+                <w:szCs w:val="24"/>
+              </w:rPr>
+              <w:t>地面速率 (GPRMC)</w:t>
+            </w:r>
+          </w:p>
+        </w:tc>
+        <w:tc>
+          <w:tcPr>
+            <w:tcW w:w="1585" w:type="dxa"/>
+            <w:vAlign w:val="center"/>
+            <w:hideMark/>
+          </w:tcPr>
+          <w:p>
+            <w:pPr>
+              <w:widowControl/>
+              <w:jc w:val="left"/>
+              <w:rPr>
+                <w:rFonts w:ascii="宋体" w:eastAsia="宋体" w:hAnsi="宋体" w:cs="宋体"/>
+                <w:kern w:val="0"/>
+                <w:sz w:val="24"/>
+                <w:szCs w:val="24"/>
+              </w:rPr>
+            </w:pPr>
+            <w:r>
+              <w:rPr>
+                <w:rFonts w:ascii="宋体" w:eastAsia="宋体" w:hAnsi="宋体" w:cs="宋体"/>
+                <w:kern w:val="0"/>
+                <w:sz w:val="24"/>
+                <w:szCs w:val="24"/>
+              </w:rPr>
+              <w:t>0.004</w:t>
+            </w:r>
+          </w:p>
+        </w:tc>
+        <w:tc>
+          <w:tcPr>
+            <w:tcW w:w="2081" w:type="dxa"/>
+            <w:vAlign w:val="center"/>
+            <w:hideMark/>
+          </w:tcPr>
+          <w:p>
+            <w:pPr>
+              <w:widowControl/>
+              <w:jc w:val="left"/>
+              <w:rPr>
+                <w:rFonts w:ascii="宋体" w:eastAsia="宋体" w:hAnsi="宋体" w:cs="宋体"/>
+                <w:kern w:val="0"/>
+                <w:sz w:val="24"/>
+                <w:szCs w:val="24"/>
+              </w:rPr>
+            </w:pPr>
+            <w:r>
+              <w:rPr>
+                <w:rFonts w:ascii="宋体" w:eastAsia="宋体" w:hAnsi="宋体" w:cs="宋体"/>
+                <w:kern w:val="0"/>
+                <w:sz w:val="24"/>
+                <w:szCs w:val="24"/>
+              </w:rPr>
+              <w:t>节</w:t>
+            </w:r>
+          </w:p>
         </w:tc>
       </w:tr>
       <w:tr>
-        <w:tc>
-          <w:tcPr>
-            <w:tcW w:w="3539" w:type="dxa"/>
-          </w:tcPr>
-          <w:p/>
-        </w:tc>
-        <w:tc>
-          <w:tcPr>
-            <w:tcW w:w="3366" w:type="dxa"/>
-            <w:tcBorders>
-              <w:right w:val="dotted" w:sz="4" w:space="0" w:color="auto"/>
-            </w:tcBorders>
-          </w:tcPr>
-          <w:p/>
-        </w:tc>
-        <w:tc>
-          <w:tcPr>
-            <w:tcW w:w="1391" w:type="dxa"/>
-            <w:tcBorders>
-              <w:left w:val="dotted" w:sz="4" w:space="0" w:color="auto"/>
-            </w:tcBorders>
-          </w:tcPr>
-          <w:p/>
+        <w:trPr>
+          <w:tblCellSpacing w:w="15" w:type="dxa"/>
+        </w:trPr>
+        <w:tc>
+          <w:tcPr>
+            <w:tcW w:w="3160" w:type="dxa"/>
+            <w:vAlign w:val="center"/>
+            <w:hideMark/>
+          </w:tcPr>
+          <w:p>
+            <w:pPr>
+              <w:widowControl/>
+              <w:jc w:val="left"/>
+              <w:rPr>
+                <w:rFonts w:ascii="宋体" w:eastAsia="宋体" w:hAnsi="宋体" w:cs="宋体"/>
+                <w:kern w:val="0"/>
+                <w:sz w:val="24"/>
+                <w:szCs w:val="24"/>
+              </w:rPr>
+            </w:pPr>
+            <w:r>
+              <w:rPr>
+                <w:rFonts w:ascii="宋体" w:eastAsia="宋体" w:hAnsi="宋体" w:cs="宋体"/>
+                <w:kern w:val="0"/>
+                <w:sz w:val="24"/>
+                <w:szCs w:val="24"/>
+              </w:rPr>
+              <w:t>地面航向 (GPRMC)</w:t>
+            </w:r>
+          </w:p>
+        </w:tc>
+        <w:tc>
+          <w:tcPr>
+            <w:tcW w:w="1585" w:type="dxa"/>
+            <w:vAlign w:val="center"/>
+            <w:hideMark/>
+          </w:tcPr>
+          <w:p>
+            <w:pPr>
+              <w:widowControl/>
+              <w:jc w:val="left"/>
+              <w:rPr>
+                <w:rFonts w:ascii="宋体" w:eastAsia="宋体" w:hAnsi="宋体" w:cs="宋体"/>
+                <w:kern w:val="0"/>
+                <w:sz w:val="24"/>
+                <w:szCs w:val="24"/>
+              </w:rPr>
+            </w:pPr>
+            <w:r>
+              <w:rPr>
+                <w:rFonts w:ascii="宋体" w:eastAsia="宋体" w:hAnsi="宋体" w:cs="宋体"/>
+                <w:kern w:val="0"/>
+                <w:sz w:val="24"/>
+                <w:szCs w:val="24"/>
+              </w:rPr>
+              <w:t>77.52</w:t>
+            </w:r>
+          </w:p>
+        </w:tc>
+        <w:tc>
+          <w:tcPr>
+            <w:tcW w:w="2081" w:type="dxa"/>
+            <w:vAlign w:val="center"/>
+            <w:hideMark/>
+          </w:tcPr>
+          <w:p>
+            <w:pPr>
+              <w:widowControl/>
+              <w:jc w:val="left"/>
+              <w:rPr>
+                <w:rFonts w:ascii="宋体" w:eastAsia="宋体" w:hAnsi="宋体" w:cs="宋体"/>
+                <w:kern w:val="0"/>
+                <w:sz w:val="24"/>
+                <w:szCs w:val="24"/>
+              </w:rPr>
+            </w:pPr>
+            <w:r>
+              <w:rPr>
+                <w:rFonts w:ascii="宋体" w:eastAsia="宋体" w:hAnsi="宋体" w:cs="宋体"/>
+                <w:kern w:val="0"/>
+                <w:sz w:val="24"/>
+                <w:szCs w:val="24"/>
+              </w:rPr>
+              <w:t>度</w:t>
+            </w:r>
+          </w:p>
         </w:tc>
       </w:tr>
       <w:tr>
-        <w:tc>
-          <w:tcPr>
-            <w:tcW w:w="3539" w:type="dxa"/>
-          </w:tcPr>
-          <w:p/>
-        </w:tc>
-        <w:tc>
-          <w:tcPr>
-            <w:tcW w:w="3366" w:type="dxa"/>
-            <w:tcBorders>
-              <w:right w:val="dotted" w:sz="4" w:space="0" w:color="auto"/>
-            </w:tcBorders>
-          </w:tcPr>
-          <w:p/>
-        </w:tc>
-        <w:tc>
-          <w:tcPr>
-            <w:tcW w:w="1391" w:type="dxa"/>
-            <w:tcBorders>
-              <w:left w:val="dotted" w:sz="4" w:space="0" w:color="auto"/>
-            </w:tcBorders>
-          </w:tcPr>
-          <w:p/>
+        <w:trPr>
+          <w:tblCellSpacing w:w="15" w:type="dxa"/>
+        </w:trPr>
+        <w:tc>
+          <w:tcPr>
+            <w:tcW w:w="3160" w:type="dxa"/>
+            <w:vAlign w:val="center"/>
+            <w:hideMark/>
+          </w:tcPr>
+          <w:p>
+            <w:pPr>
+              <w:widowControl/>
+              <w:jc w:val="left"/>
+              <w:rPr>
+                <w:rFonts w:ascii="宋体" w:eastAsia="宋体" w:hAnsi="宋体" w:cs="宋体"/>
+                <w:kern w:val="0"/>
+                <w:sz w:val="24"/>
+                <w:szCs w:val="24"/>
+              </w:rPr>
+            </w:pPr>
+            <w:r>
+              <w:rPr>
+                <w:rFonts w:ascii="宋体" w:eastAsia="宋体" w:hAnsi="宋体" w:cs="宋体"/>
+                <w:kern w:val="0"/>
+                <w:sz w:val="24"/>
+                <w:szCs w:val="24"/>
+              </w:rPr>
+              <w:t>UTC日期 (GPRMC)</w:t>
+            </w:r>
+          </w:p>
+        </w:tc>
+        <w:tc>
+          <w:tcPr>
+            <w:tcW w:w="1585" w:type="dxa"/>
+            <w:vAlign w:val="center"/>
+            <w:hideMark/>
+          </w:tcPr>
+          <w:p>
+            <w:pPr>
+              <w:widowControl/>
+              <w:jc w:val="left"/>
+              <w:rPr>
+                <w:rFonts w:ascii="宋体" w:eastAsia="宋体" w:hAnsi="宋体" w:cs="宋体"/>
+                <w:kern w:val="0"/>
+                <w:sz w:val="24"/>
+                <w:szCs w:val="24"/>
+              </w:rPr>
+            </w:pPr>
+            <w:r>
+              <w:rPr>
+                <w:rFonts w:ascii="宋体" w:eastAsia="宋体" w:hAnsi="宋体" w:cs="宋体"/>
+                <w:kern w:val="0"/>
+                <w:sz w:val="24"/>
+                <w:szCs w:val="24"/>
+              </w:rPr>
+              <w:t>091202</w:t>
+            </w:r>
+          </w:p>
+        </w:tc>
+        <w:tc>
+          <w:tcPr>
+            <w:tcW w:w="2081" w:type="dxa"/>
+            <w:vAlign w:val="center"/>
+            <w:hideMark/>
+          </w:tcPr>
+          <w:p>
+            <w:pPr>
+              <w:widowControl/>
+              <w:jc w:val="left"/>
+              <w:rPr>
+                <w:rFonts w:ascii="宋体" w:eastAsia="宋体" w:hAnsi="宋体" w:cs="宋体"/>
+                <w:kern w:val="0"/>
+                <w:sz w:val="24"/>
+                <w:szCs w:val="24"/>
+              </w:rPr>
+            </w:pPr>
+            <w:proofErr w:type="spellStart"/>
+            <w:r>
+              <w:rPr>
+                <w:rFonts w:ascii="宋体" w:eastAsia="宋体" w:hAnsi="宋体" w:cs="宋体"/>
+                <w:kern w:val="0"/>
+                <w:sz w:val="24"/>
+                <w:szCs w:val="24"/>
+              </w:rPr>
+              <w:t>ddmmyy</w:t>
+            </w:r>
+            <w:proofErr w:type="spellEnd"/>
+          </w:p>
         </w:tc>
       </w:tr>
       <w:tr>
-        <w:tc>
-          <w:tcPr>
-            <w:tcW w:w="3539" w:type="dxa"/>
-          </w:tcPr>
-          <w:p/>
-        </w:tc>
-        <w:tc>
-          <w:tcPr>
-            <w:tcW w:w="3366" w:type="dxa"/>
-            <w:tcBorders>
-              <w:right w:val="dotted" w:sz="4" w:space="0" w:color="auto"/>
-            </w:tcBorders>
-          </w:tcPr>
-          <w:p/>
-        </w:tc>
-        <w:tc>
-          <w:tcPr>
-            <w:tcW w:w="1391" w:type="dxa"/>
-            <w:tcBorders>
-              <w:left w:val="dotted" w:sz="4" w:space="0" w:color="auto"/>
-            </w:tcBorders>
-          </w:tcPr>
-          <w:p/>
+        <w:trPr>
+          <w:tblCellSpacing w:w="15" w:type="dxa"/>
+        </w:trPr>
+        <w:tc>
+          <w:tcPr>
+            <w:tcW w:w="3160" w:type="dxa"/>
+            <w:vAlign w:val="center"/>
+            <w:hideMark/>
+          </w:tcPr>
+          <w:p>
+            <w:pPr>
+              <w:widowControl/>
+              <w:jc w:val="left"/>
+              <w:rPr>
+                <w:rFonts w:ascii="宋体" w:eastAsia="宋体" w:hAnsi="宋体" w:cs="宋体"/>
+                <w:kern w:val="0"/>
+                <w:sz w:val="24"/>
+                <w:szCs w:val="24"/>
+              </w:rPr>
+            </w:pPr>
+            <w:r>
+              <w:rPr>
+                <w:rFonts w:ascii="宋体" w:eastAsia="宋体" w:hAnsi="宋体" w:cs="宋体"/>
+                <w:kern w:val="0"/>
+                <w:sz w:val="24"/>
+                <w:szCs w:val="24"/>
+              </w:rPr>
+              <w:t>磁偏角 (GPRMC)</w:t>
+            </w:r>
+          </w:p>
+        </w:tc>
+        <w:tc>
+          <w:tcPr>
+            <w:tcW w:w="1585" w:type="dxa"/>
+            <w:vAlign w:val="center"/>
+            <w:hideMark/>
+          </w:tcPr>
+          <w:p>
+            <w:pPr>
+              <w:widowControl/>
+              <w:jc w:val="left"/>
+              <w:rPr>
+                <w:rFonts w:ascii="宋体" w:eastAsia="宋体" w:hAnsi="宋体" w:cs="宋体"/>
+                <w:kern w:val="0"/>
+                <w:sz w:val="24"/>
+                <w:szCs w:val="24"/>
+              </w:rPr>
+            </w:pPr>
+            <w:r>
+              <w:rPr>
+                <w:rFonts w:ascii="宋体" w:eastAsia="宋体" w:hAnsi="宋体" w:cs="宋体"/>
+                <w:kern w:val="0"/>
+                <w:sz w:val="24"/>
+                <w:szCs w:val="24"/>
+              </w:rPr>
+              <w:t>(空)</w:t>
+            </w:r>
+          </w:p>
+        </w:tc>
+        <w:tc>
+          <w:tcPr>
+            <w:tcW w:w="2081" w:type="dxa"/>
+            <w:vAlign w:val="center"/>
+            <w:hideMark/>
+          </w:tcPr>
+          <w:p>
+            <w:pPr>
+              <w:widowControl/>
+              <w:jc w:val="left"/>
+              <w:rPr>
+                <w:rFonts w:ascii="宋体" w:eastAsia="宋体" w:hAnsi="宋体" w:cs="宋体"/>
+                <w:kern w:val="0"/>
+                <w:sz w:val="24"/>
+                <w:szCs w:val="24"/>
+              </w:rPr>
+            </w:pPr>
+            <w:r>
+              <w:rPr>
+                <w:rFonts w:ascii="宋体" w:eastAsia="宋体" w:hAnsi="宋体" w:cs="宋体"/>
+                <w:kern w:val="0"/>
+                <w:sz w:val="24"/>
+                <w:szCs w:val="24"/>
+              </w:rPr>
+              <w:t>度</w:t>
+            </w:r>
+          </w:p>
         </w:tc>
       </w:tr>
       <w:tr>
-        <w:tc>
-          <w:tcPr>
-            <w:tcW w:w="3539" w:type="dxa"/>
-          </w:tcPr>
-          <w:p/>
-        </w:tc>
-        <w:tc>
-          <w:tcPr>
-            <w:tcW w:w="3366" w:type="dxa"/>
-            <w:tcBorders>
-              <w:right w:val="dotted" w:sz="4" w:space="0" w:color="auto"/>
-            </w:tcBorders>
-          </w:tcPr>
-          <w:p/>
-        </w:tc>
-        <w:tc>
-          <w:tcPr>
-            <w:tcW w:w="1391" w:type="dxa"/>
-            <w:tcBorders>
-              <w:left w:val="dotted" w:sz="4" w:space="0" w:color="auto"/>
-            </w:tcBorders>
-          </w:tcPr>
-          <w:p/>
+        <w:trPr>
+          <w:tblCellSpacing w:w="15" w:type="dxa"/>
+        </w:trPr>
+        <w:tc>
+          <w:tcPr>
+            <w:tcW w:w="3160" w:type="dxa"/>
+            <w:vAlign w:val="center"/>
+            <w:hideMark/>
+          </w:tcPr>
+          <w:p>
+            <w:pPr>
+              <w:widowControl/>
+              <w:jc w:val="left"/>
+              <w:rPr>
+                <w:rFonts w:ascii="宋体" w:eastAsia="宋体" w:hAnsi="宋体" w:cs="宋体"/>
+                <w:kern w:val="0"/>
+                <w:sz w:val="24"/>
+                <w:szCs w:val="24"/>
+              </w:rPr>
+            </w:pPr>
+            <w:r>
+              <w:rPr>
+                <w:rFonts w:ascii="宋体" w:eastAsia="宋体" w:hAnsi="宋体" w:cs="宋体"/>
+                <w:kern w:val="0"/>
+                <w:sz w:val="24"/>
+                <w:szCs w:val="24"/>
+              </w:rPr>
+              <w:t>磁偏角方向 (GPRMC)</w:t>
+            </w:r>
+          </w:p>
+        </w:tc>
+        <w:tc>
+          <w:tcPr>
+            <w:tcW w:w="1585" w:type="dxa"/>
+            <w:vAlign w:val="center"/>
+            <w:hideMark/>
+          </w:tcPr>
+          <w:p>
+            <w:pPr>
+              <w:widowControl/>
+              <w:jc w:val="left"/>
+              <w:rPr>
+                <w:rFonts w:ascii="宋体" w:eastAsia="宋体" w:hAnsi="宋体" w:cs="宋体"/>
+                <w:kern w:val="0"/>
+                <w:sz w:val="24"/>
+                <w:szCs w:val="24"/>
+              </w:rPr>
+            </w:pPr>
+            <w:r>
+              <w:rPr>
+                <w:rFonts w:ascii="宋体" w:eastAsia="宋体" w:hAnsi="宋体" w:cs="宋体"/>
+                <w:kern w:val="0"/>
+                <w:sz w:val="24"/>
+                <w:szCs w:val="24"/>
+              </w:rPr>
+              <w:t>(空)</w:t>
+            </w:r>
+          </w:p>
+        </w:tc>
+        <w:tc>
+          <w:tcPr>
+            <w:tcW w:w="2081" w:type="dxa"/>
+            <w:vAlign w:val="center"/>
+            <w:hideMark/>
+          </w:tcPr>
+          <w:p>
+            <w:pPr>
+              <w:widowControl/>
+              <w:jc w:val="left"/>
+              <w:rPr>
+                <w:rFonts w:ascii="宋体" w:eastAsia="宋体" w:hAnsi="宋体" w:cs="宋体"/>
+                <w:kern w:val="0"/>
+                <w:sz w:val="24"/>
+                <w:szCs w:val="24"/>
+              </w:rPr>
+            </w:pPr>
+          </w:p>
+        </w:tc>
+      </w:tr>
+      <w:tr>
+        <w:trPr>
+          <w:tblCellSpacing w:w="15" w:type="dxa"/>
+        </w:trPr>
+        <w:tc>
+          <w:tcPr>
+            <w:tcW w:w="3160" w:type="dxa"/>
+            <w:vAlign w:val="center"/>
+            <w:hideMark/>
+          </w:tcPr>
+          <w:p>
+            <w:pPr>
+              <w:widowControl/>
+              <w:jc w:val="left"/>
+              <w:rPr>
+                <w:rFonts w:ascii="宋体" w:eastAsia="宋体" w:hAnsi="宋体" w:cs="宋体"/>
+                <w:kern w:val="0"/>
+                <w:sz w:val="24"/>
+                <w:szCs w:val="24"/>
+              </w:rPr>
+            </w:pPr>
+            <w:r>
+              <w:rPr>
+                <w:rFonts w:ascii="宋体" w:eastAsia="宋体" w:hAnsi="宋体" w:cs="宋体"/>
+                <w:kern w:val="0"/>
+                <w:sz w:val="24"/>
+                <w:szCs w:val="24"/>
+              </w:rPr>
+              <w:t>模式指示 (GPRMC)</w:t>
+            </w:r>
+          </w:p>
+        </w:tc>
+        <w:tc>
+          <w:tcPr>
+            <w:tcW w:w="1585" w:type="dxa"/>
+            <w:vAlign w:val="center"/>
+            <w:hideMark/>
+          </w:tcPr>
+          <w:p>
+            <w:pPr>
+              <w:widowControl/>
+              <w:jc w:val="left"/>
+              <w:rPr>
+                <w:rFonts w:ascii="宋体" w:eastAsia="宋体" w:hAnsi="宋体" w:cs="宋体"/>
+                <w:kern w:val="0"/>
+                <w:sz w:val="24"/>
+                <w:szCs w:val="24"/>
+              </w:rPr>
+            </w:pPr>
+            <w:r>
+              <w:rPr>
+                <w:rFonts w:ascii="宋体" w:eastAsia="宋体" w:hAnsi="宋体" w:cs="宋体"/>
+                <w:kern w:val="0"/>
+                <w:sz w:val="24"/>
+                <w:szCs w:val="24"/>
+              </w:rPr>
+              <w:t>A</w:t>
+            </w:r>
+          </w:p>
+        </w:tc>
+        <w:tc>
+          <w:tcPr>
+            <w:tcW w:w="2081" w:type="dxa"/>
+            <w:vAlign w:val="center"/>
+            <w:hideMark/>
+          </w:tcPr>
+          <w:p>
+            <w:pPr>
+              <w:widowControl/>
+              <w:jc w:val="left"/>
+              <w:rPr>
+                <w:rFonts w:ascii="宋体" w:eastAsia="宋体" w:hAnsi="宋体" w:cs="宋体"/>
+                <w:kern w:val="0"/>
+                <w:sz w:val="24"/>
+                <w:szCs w:val="24"/>
+              </w:rPr>
+            </w:pPr>
+          </w:p>
+        </w:tc>
+      </w:tr>
+      <w:tr>
+        <w:trPr>
+          <w:tblCellSpacing w:w="15" w:type="dxa"/>
+        </w:trPr>
+        <w:tc>
+          <w:tcPr>
+            <w:tcW w:w="3160" w:type="dxa"/>
+            <w:vAlign w:val="center"/>
+            <w:hideMark/>
+          </w:tcPr>
+          <w:p>
+            <w:pPr>
+              <w:widowControl/>
+              <w:jc w:val="left"/>
+              <w:rPr>
+                <w:rFonts w:ascii="宋体" w:eastAsia="宋体" w:hAnsi="宋体" w:cs="宋体"/>
+                <w:kern w:val="0"/>
+                <w:sz w:val="24"/>
+                <w:szCs w:val="24"/>
+              </w:rPr>
+            </w:pPr>
+            <w:r>
+              <w:rPr>
+                <w:rFonts w:ascii="宋体" w:eastAsia="宋体" w:hAnsi="宋体" w:cs="宋体"/>
+                <w:kern w:val="0"/>
+                <w:sz w:val="24"/>
+                <w:szCs w:val="24"/>
+              </w:rPr>
+              <w:t>UTC时间 (GPGGA)</w:t>
+            </w:r>
+          </w:p>
+        </w:tc>
+        <w:tc>
+          <w:tcPr>
+            <w:tcW w:w="1585" w:type="dxa"/>
+            <w:vAlign w:val="center"/>
+            <w:hideMark/>
+          </w:tcPr>
+          <w:p>
+            <w:pPr>
+              <w:widowControl/>
+              <w:jc w:val="left"/>
+              <w:rPr>
+                <w:rFonts w:ascii="宋体" w:eastAsia="宋体" w:hAnsi="宋体" w:cs="宋体"/>
+                <w:kern w:val="0"/>
+                <w:sz w:val="24"/>
+                <w:szCs w:val="24"/>
+              </w:rPr>
+            </w:pPr>
+            <w:r>
+              <w:rPr>
+                <w:rFonts w:ascii="宋体" w:eastAsia="宋体" w:hAnsi="宋体" w:cs="宋体"/>
+                <w:kern w:val="0"/>
+                <w:sz w:val="24"/>
+                <w:szCs w:val="24"/>
+              </w:rPr>
+              <w:t>083559.00</w:t>
+            </w:r>
+          </w:p>
+        </w:tc>
+        <w:tc>
+          <w:tcPr>
+            <w:tcW w:w="2081" w:type="dxa"/>
+            <w:vAlign w:val="center"/>
+            <w:hideMark/>
+          </w:tcPr>
+          <w:p>
+            <w:pPr>
+              <w:widowControl/>
+              <w:jc w:val="left"/>
+              <w:rPr>
+                <w:rFonts w:ascii="宋体" w:eastAsia="宋体" w:hAnsi="宋体" w:cs="宋体"/>
+                <w:kern w:val="0"/>
+                <w:sz w:val="24"/>
+                <w:szCs w:val="24"/>
+              </w:rPr>
+            </w:pPr>
+            <w:proofErr w:type="spellStart"/>
+            <w:proofErr w:type="gramStart"/>
+            <w:r>
+              <w:rPr>
+                <w:rFonts w:ascii="宋体" w:eastAsia="宋体" w:hAnsi="宋体" w:cs="宋体"/>
+                <w:kern w:val="0"/>
+                <w:sz w:val="24"/>
+                <w:szCs w:val="24"/>
+              </w:rPr>
+              <w:t>hhmmss.ss</w:t>
+            </w:r>
+            <w:proofErr w:type="spellEnd"/>
+            <w:proofErr w:type="gramEnd"/>
+          </w:p>
+        </w:tc>
+      </w:tr>
+      <w:tr>
+        <w:trPr>
+          <w:tblCellSpacing w:w="15" w:type="dxa"/>
+        </w:trPr>
+        <w:tc>
+          <w:tcPr>
+            <w:tcW w:w="3160" w:type="dxa"/>
+            <w:vAlign w:val="center"/>
+            <w:hideMark/>
+          </w:tcPr>
+          <w:p>
+            <w:pPr>
+              <w:widowControl/>
+              <w:jc w:val="left"/>
+              <w:rPr>
+                <w:rFonts w:ascii="宋体" w:eastAsia="宋体" w:hAnsi="宋体" w:cs="宋体"/>
+                <w:kern w:val="0"/>
+                <w:sz w:val="24"/>
+                <w:szCs w:val="24"/>
+              </w:rPr>
+            </w:pPr>
+            <w:r>
+              <w:rPr>
+                <w:rFonts w:ascii="宋体" w:eastAsia="宋体" w:hAnsi="宋体" w:cs="宋体"/>
+                <w:kern w:val="0"/>
+                <w:sz w:val="24"/>
+                <w:szCs w:val="24"/>
+              </w:rPr>
+              <w:t>纬度 (GPGGA)</w:t>
+            </w:r>
+          </w:p>
+        </w:tc>
+        <w:tc>
+          <w:tcPr>
+            <w:tcW w:w="1585" w:type="dxa"/>
+            <w:vAlign w:val="center"/>
+            <w:hideMark/>
+          </w:tcPr>
+          <w:p>
+            <w:pPr>
+              <w:widowControl/>
+              <w:jc w:val="left"/>
+              <w:rPr>
+                <w:rFonts w:ascii="宋体" w:eastAsia="宋体" w:hAnsi="宋体" w:cs="宋体"/>
+                <w:kern w:val="0"/>
+                <w:sz w:val="24"/>
+                <w:szCs w:val="24"/>
+              </w:rPr>
+            </w:pPr>
+            <w:r>
+              <w:rPr>
+                <w:rFonts w:ascii="宋体" w:eastAsia="宋体" w:hAnsi="宋体" w:cs="宋体"/>
+                <w:kern w:val="0"/>
+                <w:sz w:val="24"/>
+                <w:szCs w:val="24"/>
+              </w:rPr>
+              <w:t>4717.11437</w:t>
+            </w:r>
+          </w:p>
+        </w:tc>
+        <w:tc>
+          <w:tcPr>
+            <w:tcW w:w="2081" w:type="dxa"/>
+            <w:vAlign w:val="center"/>
+            <w:hideMark/>
+          </w:tcPr>
+          <w:p>
+            <w:pPr>
+              <w:widowControl/>
+              <w:jc w:val="left"/>
+              <w:rPr>
+                <w:rFonts w:ascii="宋体" w:eastAsia="宋体" w:hAnsi="宋体" w:cs="宋体"/>
+                <w:kern w:val="0"/>
+                <w:sz w:val="24"/>
+                <w:szCs w:val="24"/>
+              </w:rPr>
+            </w:pPr>
+            <w:proofErr w:type="spellStart"/>
+            <w:proofErr w:type="gramStart"/>
+            <w:r>
+              <w:rPr>
+                <w:rFonts w:ascii="宋体" w:eastAsia="宋体" w:hAnsi="宋体" w:cs="宋体"/>
+                <w:kern w:val="0"/>
+                <w:sz w:val="24"/>
+                <w:szCs w:val="24"/>
+              </w:rPr>
+              <w:t>ddmm.mmmm</w:t>
+            </w:r>
+            <w:proofErr w:type="spellEnd"/>
+            <w:proofErr w:type="gramEnd"/>
+          </w:p>
+        </w:tc>
+      </w:tr>
+      <w:tr>
+        <w:trPr>
+          <w:tblCellSpacing w:w="15" w:type="dxa"/>
+        </w:trPr>
+        <w:tc>
+          <w:tcPr>
+            <w:tcW w:w="3160" w:type="dxa"/>
+            <w:vAlign w:val="center"/>
+            <w:hideMark/>
+          </w:tcPr>
+          <w:p>
+            <w:pPr>
+              <w:widowControl/>
+              <w:jc w:val="left"/>
+              <w:rPr>
+                <w:rFonts w:ascii="宋体" w:eastAsia="宋体" w:hAnsi="宋体" w:cs="宋体"/>
+                <w:kern w:val="0"/>
+                <w:sz w:val="24"/>
+                <w:szCs w:val="24"/>
+              </w:rPr>
+            </w:pPr>
+            <w:r>
+              <w:rPr>
+                <w:rFonts w:ascii="宋体" w:eastAsia="宋体" w:hAnsi="宋体" w:cs="宋体"/>
+                <w:kern w:val="0"/>
+                <w:sz w:val="24"/>
+                <w:szCs w:val="24"/>
+              </w:rPr>
+              <w:t>纬度半球 (GPGGA)</w:t>
+            </w:r>
+          </w:p>
+        </w:tc>
+        <w:tc>
+          <w:tcPr>
+            <w:tcW w:w="1585" w:type="dxa"/>
+            <w:vAlign w:val="center"/>
+            <w:hideMark/>
+          </w:tcPr>
+          <w:p>
+            <w:pPr>
+              <w:widowControl/>
+              <w:jc w:val="left"/>
+              <w:rPr>
+                <w:rFonts w:ascii="宋体" w:eastAsia="宋体" w:hAnsi="宋体" w:cs="宋体"/>
+                <w:kern w:val="0"/>
+                <w:sz w:val="24"/>
+                <w:szCs w:val="24"/>
+              </w:rPr>
+            </w:pPr>
+            <w:r>
+              <w:rPr>
+                <w:rFonts w:ascii="宋体" w:eastAsia="宋体" w:hAnsi="宋体" w:cs="宋体"/>
+                <w:kern w:val="0"/>
+                <w:sz w:val="24"/>
+                <w:szCs w:val="24"/>
+              </w:rPr>
+              <w:t>N</w:t>
+            </w:r>
+          </w:p>
+        </w:tc>
+        <w:tc>
+          <w:tcPr>
+            <w:tcW w:w="2081" w:type="dxa"/>
+            <w:vAlign w:val="center"/>
+            <w:hideMark/>
+          </w:tcPr>
+          <w:p>
+            <w:pPr>
+              <w:widowControl/>
+              <w:jc w:val="left"/>
+              <w:rPr>
+                <w:rFonts w:ascii="宋体" w:eastAsia="宋体" w:hAnsi="宋体" w:cs="宋体"/>
+                <w:kern w:val="0"/>
+                <w:sz w:val="24"/>
+                <w:szCs w:val="24"/>
+              </w:rPr>
+            </w:pPr>
+          </w:p>
+        </w:tc>
+      </w:tr>
+      <w:tr>
+        <w:trPr>
+          <w:tblCellSpacing w:w="15" w:type="dxa"/>
+        </w:trPr>
+        <w:tc>
+          <w:tcPr>
+            <w:tcW w:w="3160" w:type="dxa"/>
+            <w:vAlign w:val="center"/>
+            <w:hideMark/>
+          </w:tcPr>
+          <w:p>
+            <w:pPr>
+              <w:widowControl/>
+              <w:jc w:val="left"/>
+              <w:rPr>
+                <w:rFonts w:ascii="宋体" w:eastAsia="宋体" w:hAnsi="宋体" w:cs="宋体"/>
+                <w:kern w:val="0"/>
+                <w:sz w:val="24"/>
+                <w:szCs w:val="24"/>
+              </w:rPr>
+            </w:pPr>
+            <w:r>
+              <w:rPr>
+                <w:rFonts w:ascii="宋体" w:eastAsia="宋体" w:hAnsi="宋体" w:cs="宋体"/>
+                <w:kern w:val="0"/>
+                <w:sz w:val="24"/>
+                <w:szCs w:val="24"/>
+              </w:rPr>
+              <w:t>经度 (GPGGA)</w:t>
+            </w:r>
+          </w:p>
+        </w:tc>
+        <w:tc>
+          <w:tcPr>
+            <w:tcW w:w="1585" w:type="dxa"/>
+            <w:vAlign w:val="center"/>
+            <w:hideMark/>
+          </w:tcPr>
+          <w:p>
+            <w:pPr>
+              <w:widowControl/>
+              <w:jc w:val="left"/>
+              <w:rPr>
+                <w:rFonts w:ascii="宋体" w:eastAsia="宋体" w:hAnsi="宋体" w:cs="宋体"/>
+                <w:kern w:val="0"/>
+                <w:sz w:val="24"/>
+                <w:szCs w:val="24"/>
+              </w:rPr>
+            </w:pPr>
+            <w:r>
+              <w:rPr>
+                <w:rFonts w:ascii="宋体" w:eastAsia="宋体" w:hAnsi="宋体" w:cs="宋体"/>
+                <w:kern w:val="0"/>
+                <w:sz w:val="24"/>
+                <w:szCs w:val="24"/>
+              </w:rPr>
+              <w:t>00833.91522</w:t>
+            </w:r>
+          </w:p>
+        </w:tc>
+        <w:tc>
+          <w:tcPr>
+            <w:tcW w:w="2081" w:type="dxa"/>
+            <w:vAlign w:val="center"/>
+            <w:hideMark/>
+          </w:tcPr>
+          <w:p>
+            <w:pPr>
+              <w:widowControl/>
+              <w:jc w:val="left"/>
+              <w:rPr>
+                <w:rFonts w:ascii="宋体" w:eastAsia="宋体" w:hAnsi="宋体" w:cs="宋体"/>
+                <w:kern w:val="0"/>
+                <w:sz w:val="24"/>
+                <w:szCs w:val="24"/>
+              </w:rPr>
+            </w:pPr>
+            <w:proofErr w:type="spellStart"/>
+            <w:proofErr w:type="gramStart"/>
+            <w:r>
+              <w:rPr>
+                <w:rFonts w:ascii="宋体" w:eastAsia="宋体" w:hAnsi="宋体" w:cs="宋体"/>
+                <w:kern w:val="0"/>
+                <w:sz w:val="24"/>
+                <w:szCs w:val="24"/>
+              </w:rPr>
+              <w:t>dddmm.mmmm</w:t>
+            </w:r>
+            <w:proofErr w:type="spellEnd"/>
+            <w:proofErr w:type="gramEnd"/>
+          </w:p>
+        </w:tc>
+      </w:tr>
+      <w:tr>
+        <w:trPr>
+          <w:tblCellSpacing w:w="15" w:type="dxa"/>
+        </w:trPr>
+        <w:tc>
+          <w:tcPr>
+            <w:tcW w:w="3160" w:type="dxa"/>
+            <w:vAlign w:val="center"/>
+            <w:hideMark/>
+          </w:tcPr>
+          <w:p>
+            <w:pPr>
+              <w:widowControl/>
+              <w:jc w:val="left"/>
+              <w:rPr>
+                <w:rFonts w:ascii="宋体" w:eastAsia="宋体" w:hAnsi="宋体" w:cs="宋体"/>
+                <w:kern w:val="0"/>
+                <w:sz w:val="24"/>
+                <w:szCs w:val="24"/>
+              </w:rPr>
+            </w:pPr>
+            <w:r>
+              <w:rPr>
+                <w:rFonts w:ascii="宋体" w:eastAsia="宋体" w:hAnsi="宋体" w:cs="宋体"/>
+                <w:kern w:val="0"/>
+                <w:sz w:val="24"/>
+                <w:szCs w:val="24"/>
+              </w:rPr>
+              <w:t>经度半球 (GPGGA)</w:t>
+            </w:r>
+          </w:p>
+        </w:tc>
+        <w:tc>
+          <w:tcPr>
+            <w:tcW w:w="1585" w:type="dxa"/>
+            <w:vAlign w:val="center"/>
+            <w:hideMark/>
+          </w:tcPr>
+          <w:p>
+            <w:pPr>
+              <w:widowControl/>
+              <w:jc w:val="left"/>
+              <w:rPr>
+                <w:rFonts w:ascii="宋体" w:eastAsia="宋体" w:hAnsi="宋体" w:cs="宋体"/>
+                <w:kern w:val="0"/>
+                <w:sz w:val="24"/>
+                <w:szCs w:val="24"/>
+              </w:rPr>
+            </w:pPr>
+            <w:r>
+              <w:rPr>
+                <w:rFonts w:ascii="宋体" w:eastAsia="宋体" w:hAnsi="宋体" w:cs="宋体"/>
+                <w:kern w:val="0"/>
+                <w:sz w:val="24"/>
+                <w:szCs w:val="24"/>
+              </w:rPr>
+              <w:t>E</w:t>
+            </w:r>
+          </w:p>
+        </w:tc>
+        <w:tc>
+          <w:tcPr>
+            <w:tcW w:w="2081" w:type="dxa"/>
+            <w:vAlign w:val="center"/>
+            <w:hideMark/>
+          </w:tcPr>
+          <w:p>
+            <w:pPr>
+              <w:widowControl/>
+              <w:jc w:val="left"/>
+              <w:rPr>
+                <w:rFonts w:ascii="宋体" w:eastAsia="宋体" w:hAnsi="宋体" w:cs="宋体"/>
+                <w:kern w:val="0"/>
+                <w:sz w:val="24"/>
+                <w:szCs w:val="24"/>
+              </w:rPr>
+            </w:pPr>
+          </w:p>
+        </w:tc>
+      </w:tr>
+      <w:tr>
+        <w:trPr>
+          <w:tblCellSpacing w:w="15" w:type="dxa"/>
+        </w:trPr>
+        <w:tc>
+          <w:tcPr>
+            <w:tcW w:w="3160" w:type="dxa"/>
+            <w:vAlign w:val="center"/>
+            <w:hideMark/>
+          </w:tcPr>
+          <w:p>
+            <w:pPr>
+              <w:widowControl/>
+              <w:jc w:val="left"/>
+              <w:rPr>
+                <w:rFonts w:ascii="宋体" w:eastAsia="宋体" w:hAnsi="宋体" w:cs="宋体"/>
+                <w:kern w:val="0"/>
+                <w:sz w:val="24"/>
+                <w:szCs w:val="24"/>
+              </w:rPr>
+            </w:pPr>
+            <w:r>
+              <w:rPr>
+                <w:rFonts w:ascii="宋体" w:eastAsia="宋体" w:hAnsi="宋体" w:cs="宋体"/>
+                <w:kern w:val="0"/>
+                <w:sz w:val="24"/>
+                <w:szCs w:val="24"/>
+              </w:rPr>
+              <w:t>GPS质量指示 (GPGGA)</w:t>
+            </w:r>
+          </w:p>
+        </w:tc>
+        <w:tc>
+          <w:tcPr>
+            <w:tcW w:w="1585" w:type="dxa"/>
+            <w:vAlign w:val="center"/>
+            <w:hideMark/>
+          </w:tcPr>
+          <w:p>
+            <w:pPr>
+              <w:widowControl/>
+              <w:jc w:val="left"/>
+              <w:rPr>
+                <w:rFonts w:ascii="宋体" w:eastAsia="宋体" w:hAnsi="宋体" w:cs="宋体"/>
+                <w:kern w:val="0"/>
+                <w:sz w:val="24"/>
+                <w:szCs w:val="24"/>
+              </w:rPr>
+            </w:pPr>
+            <w:r>
+              <w:rPr>
+                <w:rFonts w:ascii="宋体" w:eastAsia="宋体" w:hAnsi="宋体" w:cs="宋体"/>
+                <w:kern w:val="0"/>
+                <w:sz w:val="24"/>
+                <w:szCs w:val="24"/>
+              </w:rPr>
+              <w:t>1</w:t>
+            </w:r>
+          </w:p>
+        </w:tc>
+        <w:tc>
+          <w:tcPr>
+            <w:tcW w:w="2081" w:type="dxa"/>
+            <w:vAlign w:val="center"/>
+            <w:hideMark/>
+          </w:tcPr>
+          <w:p>
+            <w:pPr>
+              <w:widowControl/>
+              <w:jc w:val="left"/>
+              <w:rPr>
+                <w:rFonts w:ascii="宋体" w:eastAsia="宋体" w:hAnsi="宋体" w:cs="宋体"/>
+                <w:kern w:val="0"/>
+                <w:sz w:val="24"/>
+                <w:szCs w:val="24"/>
+              </w:rPr>
+            </w:pPr>
+          </w:p>
+        </w:tc>
+      </w:tr>
+      <w:tr>
+        <w:trPr>
+          <w:tblCellSpacing w:w="15" w:type="dxa"/>
+        </w:trPr>
+        <w:tc>
+          <w:tcPr>
+            <w:tcW w:w="3160" w:type="dxa"/>
+            <w:vAlign w:val="center"/>
+            <w:hideMark/>
+          </w:tcPr>
+          <w:p>
+            <w:pPr>
+              <w:widowControl/>
+              <w:jc w:val="left"/>
+              <w:rPr>
+                <w:rFonts w:ascii="宋体" w:eastAsia="宋体" w:hAnsi="宋体" w:cs="宋体"/>
+                <w:kern w:val="0"/>
+                <w:sz w:val="24"/>
+                <w:szCs w:val="24"/>
+              </w:rPr>
+            </w:pPr>
+            <w:r>
+              <w:rPr>
+                <w:rFonts w:ascii="宋体" w:eastAsia="宋体" w:hAnsi="宋体" w:cs="宋体"/>
+                <w:kern w:val="0"/>
+                <w:sz w:val="24"/>
+                <w:szCs w:val="24"/>
+              </w:rPr>
+              <w:t>使用卫星数量 (GPGGA)</w:t>
+            </w:r>
+          </w:p>
+        </w:tc>
+        <w:tc>
+          <w:tcPr>
+            <w:tcW w:w="1585" w:type="dxa"/>
+            <w:vAlign w:val="center"/>
+            <w:hideMark/>
+          </w:tcPr>
+          <w:p>
+            <w:pPr>
+              <w:widowControl/>
+              <w:jc w:val="left"/>
+              <w:rPr>
+                <w:rFonts w:ascii="宋体" w:eastAsia="宋体" w:hAnsi="宋体" w:cs="宋体"/>
+                <w:kern w:val="0"/>
+                <w:sz w:val="24"/>
+                <w:szCs w:val="24"/>
+              </w:rPr>
+            </w:pPr>
+            <w:r>
+              <w:rPr>
+                <w:rFonts w:ascii="宋体" w:eastAsia="宋体" w:hAnsi="宋体" w:cs="宋体"/>
+                <w:kern w:val="0"/>
+                <w:sz w:val="24"/>
+                <w:szCs w:val="24"/>
+              </w:rPr>
+              <w:t>08</w:t>
+            </w:r>
+          </w:p>
+        </w:tc>
+        <w:tc>
+          <w:tcPr>
+            <w:tcW w:w="2081" w:type="dxa"/>
+            <w:vAlign w:val="center"/>
+            <w:hideMark/>
+          </w:tcPr>
+          <w:p>
+            <w:pPr>
+              <w:widowControl/>
+              <w:jc w:val="left"/>
+              <w:rPr>
+                <w:rFonts w:ascii="宋体" w:eastAsia="宋体" w:hAnsi="宋体" w:cs="宋体"/>
+                <w:kern w:val="0"/>
+                <w:sz w:val="24"/>
+                <w:szCs w:val="24"/>
+              </w:rPr>
+            </w:pPr>
+          </w:p>
+        </w:tc>
+      </w:tr>
+      <w:tr>
+        <w:trPr>
+          <w:tblCellSpacing w:w="15" w:type="dxa"/>
+        </w:trPr>
+        <w:tc>
+          <w:tcPr>
+            <w:tcW w:w="3160" w:type="dxa"/>
+            <w:vAlign w:val="center"/>
+            <w:hideMark/>
+          </w:tcPr>
+          <w:p>
+            <w:pPr>
+              <w:widowControl/>
+              <w:jc w:val="left"/>
+              <w:rPr>
+                <w:rFonts w:ascii="宋体" w:eastAsia="宋体" w:hAnsi="宋体" w:cs="宋体"/>
+                <w:kern w:val="0"/>
+                <w:sz w:val="24"/>
+                <w:szCs w:val="24"/>
+              </w:rPr>
+            </w:pPr>
+            <w:r>
+              <w:rPr>
+                <w:rFonts w:ascii="宋体" w:eastAsia="宋体" w:hAnsi="宋体" w:cs="宋体"/>
+                <w:kern w:val="0"/>
+                <w:sz w:val="24"/>
+                <w:szCs w:val="24"/>
+              </w:rPr>
+              <w:t>HDOP水平精度因子 (GPGGA)</w:t>
+            </w:r>
+          </w:p>
+        </w:tc>
+        <w:tc>
+          <w:tcPr>
+            <w:tcW w:w="1585" w:type="dxa"/>
+            <w:vAlign w:val="center"/>
+            <w:hideMark/>
+          </w:tcPr>
+          <w:p>
+            <w:pPr>
+              <w:widowControl/>
+              <w:jc w:val="left"/>
+              <w:rPr>
+                <w:rFonts w:ascii="宋体" w:eastAsia="宋体" w:hAnsi="宋体" w:cs="宋体"/>
+                <w:kern w:val="0"/>
+                <w:sz w:val="24"/>
+                <w:szCs w:val="24"/>
+              </w:rPr>
+            </w:pPr>
+            <w:r>
+              <w:rPr>
+                <w:rFonts w:ascii="宋体" w:eastAsia="宋体" w:hAnsi="宋体" w:cs="宋体"/>
+                <w:kern w:val="0"/>
+                <w:sz w:val="24"/>
+                <w:szCs w:val="24"/>
+              </w:rPr>
+              <w:t>0.97</w:t>
+            </w:r>
+          </w:p>
+        </w:tc>
+        <w:tc>
+          <w:tcPr>
+            <w:tcW w:w="2081" w:type="dxa"/>
+            <w:vAlign w:val="center"/>
+            <w:hideMark/>
+          </w:tcPr>
+          <w:p>
+            <w:pPr>
+              <w:widowControl/>
+              <w:jc w:val="left"/>
+              <w:rPr>
+                <w:rFonts w:ascii="宋体" w:eastAsia="宋体" w:hAnsi="宋体" w:cs="宋体"/>
+                <w:kern w:val="0"/>
+                <w:sz w:val="24"/>
+                <w:szCs w:val="24"/>
+              </w:rPr>
+            </w:pPr>
+          </w:p>
+        </w:tc>
+      </w:tr>
+      <w:tr>
+        <w:trPr>
+          <w:tblCellSpacing w:w="15" w:type="dxa"/>
+        </w:trPr>
+        <w:tc>
+          <w:tcPr>
+            <w:tcW w:w="3160" w:type="dxa"/>
+            <w:vAlign w:val="center"/>
+            <w:hideMark/>
+          </w:tcPr>
+          <w:p>
+            <w:pPr>
+              <w:widowControl/>
+              <w:jc w:val="left"/>
+              <w:rPr>
+                <w:rFonts w:ascii="宋体" w:eastAsia="宋体" w:hAnsi="宋体" w:cs="宋体"/>
+                <w:kern w:val="0"/>
+                <w:sz w:val="24"/>
+                <w:szCs w:val="24"/>
+              </w:rPr>
+            </w:pPr>
+            <w:r>
+              <w:rPr>
+                <w:rFonts w:ascii="宋体" w:eastAsia="宋体" w:hAnsi="宋体" w:cs="宋体"/>
+                <w:kern w:val="0"/>
+                <w:sz w:val="24"/>
+                <w:szCs w:val="24"/>
+              </w:rPr>
+              <w:t>海拔高度 (GPGGA)</w:t>
+            </w:r>
+          </w:p>
+        </w:tc>
+        <w:tc>
+          <w:tcPr>
+            <w:tcW w:w="1585" w:type="dxa"/>
+            <w:vAlign w:val="center"/>
+            <w:hideMark/>
+          </w:tcPr>
+          <w:p>
+            <w:pPr>
+              <w:widowControl/>
+              <w:jc w:val="left"/>
+              <w:rPr>
+                <w:rFonts w:ascii="宋体" w:eastAsia="宋体" w:hAnsi="宋体" w:cs="宋体"/>
+                <w:kern w:val="0"/>
+                <w:sz w:val="24"/>
+                <w:szCs w:val="24"/>
+              </w:rPr>
+            </w:pPr>
+            <w:r>
+              <w:rPr>
+                <w:rFonts w:ascii="宋体" w:eastAsia="宋体" w:hAnsi="宋体" w:cs="宋体"/>
+                <w:kern w:val="0"/>
+                <w:sz w:val="24"/>
+                <w:szCs w:val="24"/>
+              </w:rPr>
+              <w:t>260.9</w:t>
+            </w:r>
+          </w:p>
+        </w:tc>
+        <w:tc>
+          <w:tcPr>
+            <w:tcW w:w="2081" w:type="dxa"/>
+            <w:vAlign w:val="center"/>
+            <w:hideMark/>
+          </w:tcPr>
+          <w:p>
+            <w:pPr>
+              <w:widowControl/>
+              <w:jc w:val="left"/>
+              <w:rPr>
+                <w:rFonts w:ascii="宋体" w:eastAsia="宋体" w:hAnsi="宋体" w:cs="宋体"/>
+                <w:kern w:val="0"/>
+                <w:sz w:val="24"/>
+                <w:szCs w:val="24"/>
+              </w:rPr>
+            </w:pPr>
+            <w:r>
+              <w:rPr>
+                <w:rFonts w:ascii="宋体" w:eastAsia="宋体" w:hAnsi="宋体" w:cs="宋体"/>
+                <w:kern w:val="0"/>
+                <w:sz w:val="24"/>
+                <w:szCs w:val="24"/>
+              </w:rPr>
+              <w:t>M (米)</w:t>
+            </w:r>
+          </w:p>
+        </w:tc>
+      </w:tr>
+      <w:tr>
+        <w:trPr>
+          <w:tblCellSpacing w:w="15" w:type="dxa"/>
+        </w:trPr>
+        <w:tc>
+          <w:tcPr>
+            <w:tcW w:w="3160" w:type="dxa"/>
+            <w:vAlign w:val="center"/>
+            <w:hideMark/>
+          </w:tcPr>
+          <w:p>
+            <w:pPr>
+              <w:widowControl/>
+              <w:jc w:val="left"/>
+              <w:rPr>
+                <w:rFonts w:ascii="宋体" w:eastAsia="宋体" w:hAnsi="宋体" w:cs="宋体"/>
+                <w:kern w:val="0"/>
+                <w:sz w:val="24"/>
+                <w:szCs w:val="24"/>
+              </w:rPr>
+            </w:pPr>
+            <w:r>
+              <w:rPr>
+                <w:rFonts w:ascii="宋体" w:eastAsia="宋体" w:hAnsi="宋体" w:cs="宋体"/>
+                <w:kern w:val="0"/>
+                <w:sz w:val="24"/>
+                <w:szCs w:val="24"/>
+              </w:rPr>
+              <w:t>海拔高度单位 (GPGGA)</w:t>
+            </w:r>
+          </w:p>
+        </w:tc>
+        <w:tc>
+          <w:tcPr>
+            <w:tcW w:w="1585" w:type="dxa"/>
+            <w:vAlign w:val="center"/>
+            <w:hideMark/>
+          </w:tcPr>
+          <w:p>
+            <w:pPr>
+              <w:widowControl/>
+              <w:jc w:val="left"/>
+              <w:rPr>
+                <w:rFonts w:ascii="宋体" w:eastAsia="宋体" w:hAnsi="宋体" w:cs="宋体"/>
+                <w:kern w:val="0"/>
+                <w:sz w:val="24"/>
+                <w:szCs w:val="24"/>
+              </w:rPr>
+            </w:pPr>
+            <w:r>
+              <w:rPr>
+                <w:rFonts w:ascii="宋体" w:eastAsia="宋体" w:hAnsi="宋体" w:cs="宋体"/>
+                <w:kern w:val="0"/>
+                <w:sz w:val="24"/>
+                <w:szCs w:val="24"/>
+              </w:rPr>
+              <w:t>M</w:t>
+            </w:r>
+          </w:p>
+        </w:tc>
+        <w:tc>
+          <w:tcPr>
+            <w:tcW w:w="2081" w:type="dxa"/>
+            <w:vAlign w:val="center"/>
+            <w:hideMark/>
+          </w:tcPr>
+          <w:p>
+            <w:pPr>
+              <w:widowControl/>
+              <w:jc w:val="left"/>
+              <w:rPr>
+                <w:rFonts w:ascii="宋体" w:eastAsia="宋体" w:hAnsi="宋体" w:cs="宋体"/>
+                <w:kern w:val="0"/>
+                <w:sz w:val="24"/>
+                <w:szCs w:val="24"/>
+              </w:rPr>
+            </w:pPr>
+          </w:p>
+        </w:tc>
+      </w:tr>
+      <w:tr>
+        <w:trPr>
+          <w:tblCellSpacing w:w="15" w:type="dxa"/>
+        </w:trPr>
+        <w:tc>
+          <w:tcPr>
+            <w:tcW w:w="3160" w:type="dxa"/>
+            <w:vAlign w:val="center"/>
+            <w:hideMark/>
+          </w:tcPr>
+          <w:p>
+            <w:pPr>
+              <w:widowControl/>
+              <w:jc w:val="left"/>
+              <w:rPr>
+                <w:rFonts w:ascii="宋体" w:eastAsia="宋体" w:hAnsi="宋体" w:cs="宋体"/>
+                <w:kern w:val="0"/>
+                <w:sz w:val="24"/>
+                <w:szCs w:val="24"/>
+              </w:rPr>
+            </w:pPr>
+            <w:r>
+              <w:rPr>
+                <w:rFonts w:ascii="宋体" w:eastAsia="宋体" w:hAnsi="宋体" w:cs="宋体"/>
+                <w:kern w:val="0"/>
+                <w:sz w:val="24"/>
+                <w:szCs w:val="24"/>
+              </w:rPr>
+              <w:t>大地水准面高度 (GPGGA)</w:t>
+            </w:r>
+          </w:p>
+        </w:tc>
+        <w:tc>
+          <w:tcPr>
+            <w:tcW w:w="1585" w:type="dxa"/>
+            <w:vAlign w:val="center"/>
+            <w:hideMark/>
+          </w:tcPr>
+          <w:p>
+            <w:pPr>
+              <w:widowControl/>
+              <w:jc w:val="left"/>
+              <w:rPr>
+                <w:rFonts w:ascii="宋体" w:eastAsia="宋体" w:hAnsi="宋体" w:cs="宋体"/>
+                <w:kern w:val="0"/>
+                <w:sz w:val="24"/>
+                <w:szCs w:val="24"/>
+              </w:rPr>
+            </w:pPr>
+            <w:r>
+              <w:rPr>
+                <w:rFonts w:ascii="宋体" w:eastAsia="宋体" w:hAnsi="宋体" w:cs="宋体"/>
+                <w:kern w:val="0"/>
+                <w:sz w:val="24"/>
+                <w:szCs w:val="24"/>
+              </w:rPr>
+              <w:t>47.9</w:t>
+            </w:r>
+          </w:p>
+        </w:tc>
+        <w:tc>
+          <w:tcPr>
+            <w:tcW w:w="2081" w:type="dxa"/>
+            <w:vAlign w:val="center"/>
+            <w:hideMark/>
+          </w:tcPr>
+          <w:p>
+            <w:pPr>
+              <w:widowControl/>
+              <w:jc w:val="left"/>
+              <w:rPr>
+                <w:rFonts w:ascii="宋体" w:eastAsia="宋体" w:hAnsi="宋体" w:cs="宋体"/>
+                <w:kern w:val="0"/>
+                <w:sz w:val="24"/>
+                <w:szCs w:val="24"/>
+              </w:rPr>
+            </w:pPr>
+            <w:r>
+              <w:rPr>
+                <w:rFonts w:ascii="宋体" w:eastAsia="宋体" w:hAnsi="宋体" w:cs="宋体"/>
+                <w:kern w:val="0"/>
+                <w:sz w:val="24"/>
+                <w:szCs w:val="24"/>
+              </w:rPr>
+              <w:t>M (米)</w:t>
+            </w:r>
+          </w:p>
+        </w:tc>
+      </w:tr>
+      <w:tr>
+        <w:trPr>
+          <w:tblCellSpacing w:w="15" w:type="dxa"/>
+        </w:trPr>
+        <w:tc>
+          <w:tcPr>
+            <w:tcW w:w="3160" w:type="dxa"/>
+            <w:vAlign w:val="center"/>
+            <w:hideMark/>
+          </w:tcPr>
+          <w:p>
+            <w:pPr>
+              <w:widowControl/>
+              <w:jc w:val="left"/>
+              <w:rPr>
+                <w:rFonts w:ascii="宋体" w:eastAsia="宋体" w:hAnsi="宋体" w:cs="宋体"/>
+                <w:kern w:val="0"/>
+                <w:sz w:val="24"/>
+                <w:szCs w:val="24"/>
+              </w:rPr>
+            </w:pPr>
+            <w:r>
+              <w:rPr>
+                <w:rFonts w:ascii="宋体" w:eastAsia="宋体" w:hAnsi="宋体" w:cs="宋体"/>
+                <w:kern w:val="0"/>
+                <w:sz w:val="24"/>
+                <w:szCs w:val="24"/>
+              </w:rPr>
+              <w:t>大地水准面高</w:t>
+            </w:r>
+            <w:proofErr w:type="gramStart"/>
+            <w:r>
+              <w:rPr>
+                <w:rFonts w:ascii="宋体" w:eastAsia="宋体" w:hAnsi="宋体" w:cs="宋体"/>
+                <w:kern w:val="0"/>
+                <w:sz w:val="24"/>
+                <w:szCs w:val="24"/>
+              </w:rPr>
+              <w:t>度单位</w:t>
+            </w:r>
+            <w:proofErr w:type="gramEnd"/>
+            <w:r>
+              <w:rPr>
+                <w:rFonts w:ascii="宋体" w:eastAsia="宋体" w:hAnsi="宋体" w:cs="宋体"/>
+                <w:kern w:val="0"/>
+                <w:sz w:val="24"/>
+                <w:szCs w:val="24"/>
+              </w:rPr>
+              <w:t xml:space="preserve"> (GPGGA)</w:t>
+            </w:r>
+          </w:p>
+        </w:tc>
+        <w:tc>
+          <w:tcPr>
+            <w:tcW w:w="1585" w:type="dxa"/>
+            <w:vAlign w:val="center"/>
+            <w:hideMark/>
+          </w:tcPr>
+          <w:p>
+            <w:pPr>
+              <w:widowControl/>
+              <w:jc w:val="left"/>
+              <w:rPr>
+                <w:rFonts w:ascii="宋体" w:eastAsia="宋体" w:hAnsi="宋体" w:cs="宋体"/>
+                <w:kern w:val="0"/>
+                <w:sz w:val="24"/>
+                <w:szCs w:val="24"/>
+              </w:rPr>
+            </w:pPr>
+            <w:r>
+              <w:rPr>
+                <w:rFonts w:ascii="宋体" w:eastAsia="宋体" w:hAnsi="宋体" w:cs="宋体"/>
+                <w:kern w:val="0"/>
+                <w:sz w:val="24"/>
+                <w:szCs w:val="24"/>
+              </w:rPr>
+              <w:t>M</w:t>
+            </w:r>
+          </w:p>
+        </w:tc>
+        <w:tc>
+          <w:tcPr>
+            <w:tcW w:w="2081" w:type="dxa"/>
+            <w:vAlign w:val="center"/>
+            <w:hideMark/>
+          </w:tcPr>
+          <w:p>
+            <w:pPr>
+              <w:widowControl/>
+              <w:jc w:val="left"/>
+              <w:rPr>
+                <w:rFonts w:ascii="宋体" w:eastAsia="宋体" w:hAnsi="宋体" w:cs="宋体"/>
+                <w:kern w:val="0"/>
+                <w:sz w:val="24"/>
+                <w:szCs w:val="24"/>
+              </w:rPr>
+            </w:pPr>
+          </w:p>
+        </w:tc>
+      </w:tr>
+      <w:tr>
+        <w:trPr>
+          <w:tblCellSpacing w:w="15" w:type="dxa"/>
+        </w:trPr>
+        <w:tc>
+          <w:tcPr>
+            <w:tcW w:w="3160" w:type="dxa"/>
+            <w:vAlign w:val="center"/>
+            <w:hideMark/>
+          </w:tcPr>
+          <w:p>
+            <w:pPr>
+              <w:widowControl/>
+              <w:jc w:val="left"/>
+              <w:rPr>
+                <w:rFonts w:ascii="宋体" w:eastAsia="宋体" w:hAnsi="宋体" w:cs="宋体"/>
+                <w:kern w:val="0"/>
+                <w:sz w:val="24"/>
+                <w:szCs w:val="24"/>
+              </w:rPr>
+            </w:pPr>
+            <w:r>
+              <w:rPr>
+                <w:rFonts w:ascii="宋体" w:eastAsia="宋体" w:hAnsi="宋体" w:cs="宋体"/>
+                <w:kern w:val="0"/>
+                <w:sz w:val="24"/>
+                <w:szCs w:val="24"/>
+              </w:rPr>
+              <w:t>差分GPS数据龄期 (GPGGA)</w:t>
+            </w:r>
+          </w:p>
+        </w:tc>
+        <w:tc>
+          <w:tcPr>
+            <w:tcW w:w="1585" w:type="dxa"/>
+            <w:vAlign w:val="center"/>
+            <w:hideMark/>
+          </w:tcPr>
+          <w:p>
+            <w:pPr>
+              <w:widowControl/>
+              <w:jc w:val="left"/>
+              <w:rPr>
+                <w:rFonts w:ascii="宋体" w:eastAsia="宋体" w:hAnsi="宋体" w:cs="宋体"/>
+                <w:kern w:val="0"/>
+                <w:sz w:val="24"/>
+                <w:szCs w:val="24"/>
+              </w:rPr>
+            </w:pPr>
+            <w:r>
+              <w:rPr>
+                <w:rFonts w:ascii="宋体" w:eastAsia="宋体" w:hAnsi="宋体" w:cs="宋体"/>
+                <w:kern w:val="0"/>
+                <w:sz w:val="24"/>
+                <w:szCs w:val="24"/>
+              </w:rPr>
+              <w:t>(空)</w:t>
+            </w:r>
+          </w:p>
+        </w:tc>
+        <w:tc>
+          <w:tcPr>
+            <w:tcW w:w="2081" w:type="dxa"/>
+            <w:vAlign w:val="center"/>
+            <w:hideMark/>
+          </w:tcPr>
+          <w:p>
+            <w:pPr>
+              <w:widowControl/>
+              <w:jc w:val="left"/>
+              <w:rPr>
+                <w:rFonts w:ascii="宋体" w:eastAsia="宋体" w:hAnsi="宋体" w:cs="宋体"/>
+                <w:kern w:val="0"/>
+                <w:sz w:val="24"/>
+                <w:szCs w:val="24"/>
+              </w:rPr>
+            </w:pPr>
+            <w:r>
+              <w:rPr>
+                <w:rFonts w:ascii="宋体" w:eastAsia="宋体" w:hAnsi="宋体" w:cs="宋体"/>
+                <w:kern w:val="0"/>
+                <w:sz w:val="24"/>
+                <w:szCs w:val="24"/>
+              </w:rPr>
+              <w:t>秒</w:t>
+            </w:r>
+          </w:p>
+        </w:tc>
+      </w:tr>
+      <w:tr>
+        <w:trPr>
+          <w:tblCellSpacing w:w="15" w:type="dxa"/>
+        </w:trPr>
+        <w:tc>
+          <w:tcPr>
+            <w:tcW w:w="3160" w:type="dxa"/>
+            <w:vAlign w:val="center"/>
+            <w:hideMark/>
+          </w:tcPr>
+          <w:p>
+            <w:pPr>
+              <w:widowControl/>
+              <w:jc w:val="left"/>
+              <w:rPr>
+                <w:rFonts w:ascii="宋体" w:eastAsia="宋体" w:hAnsi="宋体" w:cs="宋体"/>
+                <w:kern w:val="0"/>
+                <w:sz w:val="24"/>
+                <w:szCs w:val="24"/>
+              </w:rPr>
+            </w:pPr>
+            <w:r>
+              <w:rPr>
+                <w:rFonts w:ascii="宋体" w:eastAsia="宋体" w:hAnsi="宋体" w:cs="宋体"/>
+                <w:kern w:val="0"/>
+                <w:sz w:val="24"/>
+                <w:szCs w:val="24"/>
+              </w:rPr>
+              <w:t>差分参考基站ID (GPGGA)</w:t>
+            </w:r>
+          </w:p>
+        </w:tc>
+        <w:tc>
+          <w:tcPr>
+            <w:tcW w:w="1585" w:type="dxa"/>
+            <w:vAlign w:val="center"/>
+            <w:hideMark/>
+          </w:tcPr>
+          <w:p>
+            <w:pPr>
+              <w:widowControl/>
+              <w:jc w:val="left"/>
+              <w:rPr>
+                <w:rFonts w:ascii="宋体" w:eastAsia="宋体" w:hAnsi="宋体" w:cs="宋体"/>
+                <w:kern w:val="0"/>
+                <w:sz w:val="24"/>
+                <w:szCs w:val="24"/>
+              </w:rPr>
+            </w:pPr>
+            <w:r>
+              <w:rPr>
+                <w:rFonts w:ascii="宋体" w:eastAsia="宋体" w:hAnsi="宋体" w:cs="宋体"/>
+                <w:kern w:val="0"/>
+                <w:sz w:val="24"/>
+                <w:szCs w:val="24"/>
+              </w:rPr>
+              <w:t>(空)</w:t>
+            </w:r>
+          </w:p>
+        </w:tc>
+        <w:tc>
+          <w:tcPr>
+            <w:tcW w:w="2081" w:type="dxa"/>
+            <w:vAlign w:val="center"/>
+            <w:hideMark/>
+          </w:tcPr>
+          <w:p>
+            <w:pPr>
+              <w:widowControl/>
+              <w:jc w:val="left"/>
+              <w:rPr>
+                <w:rFonts w:ascii="宋体" w:eastAsia="宋体" w:hAnsi="宋体" w:cs="宋体"/>
+                <w:kern w:val="0"/>
+                <w:sz w:val="24"/>
+                <w:szCs w:val="24"/>
+              </w:rPr>
+            </w:pPr>
+          </w:p>
         </w:tc>
       </w:tr>
     </w:tbl>
-    <w:p/>
-    <w:p>
-      <w:pPr>
-        <w:rPr>
+    <w:p>
+      <w:pPr>
+        <w:rPr>
+          <w:rFonts w:hint="eastAsia"/>
+        </w:rPr>
+      </w:pPr>
+    </w:p>
+    <w:p>
+      <w:pPr>
+        <w:rPr>
+          <w:rFonts w:hint="eastAsia"/>
           <w:b/>
           <w:bCs/>
           <w:szCs w:val="21"/>
@@ -1639,13 +4359,25 @@
           <w:tcPr>
             <w:tcW w:w="8296" w:type="dxa"/>
           </w:tcPr>
-          <w:p/>
+          <w:p>
+            <w:pPr>
+              <w:rPr>
+                <w:rFonts w:hint="eastAsia"/>
+              </w:rPr>
+            </w:pPr>
+          </w:p>
         </w:tc>
       </w:tr>
     </w:tbl>
-    <w:p/>
+    <w:p>
+      <w:pPr>
+        <w:rPr>
+          <w:rFonts w:hint="eastAsia"/>
+        </w:rPr>
+      </w:pPr>
+    </w:p>
     <w:sectPr>
-      <w:headerReference w:type="default" r:id="rId10"/>
+      <w:headerReference w:type="default" r:id="rId11"/>
       <w:pgSz w:w="11906" w:h="16838"/>
       <w:pgMar w:top="1440" w:right="1800" w:bottom="1440" w:left="1800" w:header="851" w:footer="992" w:gutter="0"/>
       <w:cols w:space="425"/>
@@ -1656,9 +4388,14 @@
 </file>
 
 <file path=word/endnotes.xml><?xml version="1.0" encoding="utf-8"?>
-<w:endnotes xmlns:wpc="http://schemas.microsoft.com/office/word/2010/wordprocessingCanvas" xmlns:cx="http://schemas.microsoft.com/office/drawing/2014/chartex" xmlns:cx1="http://schemas.microsoft.com/office/drawing/2015/9/8/chartex" xmlns:cx2="http://schemas.microsoft.com/office/drawing/2015/10/21/chartex" xmlns:cx3="http://schemas.microsoft.com/office/drawing/2016/5/9/chartex" xmlns:cx4="http://schemas.microsoft.com/office/drawing/2016/5/10/chartex" xmlns:cx5="http://schemas.microsoft.com/office/drawing/2016/5/11/chartex" xmlns:cx6="http://schemas.microsoft.com/office/drawing/2016/5/12/chartex" xmlns:cx7="http://schemas.microsoft.com/office/drawing/2016/5/13/chartex" xmlns:cx8="http://schemas.microsoft.com/office/drawing/2016/5/14/chartex" xmlns:mc="http://schemas.openxmlformats.org/markup-compatibility/2006" xmlns:aink="http://schemas.microsoft.com/office/drawing/2016/ink" xmlns:am3d="http://schemas.microsoft.com/office/drawing/2017/model3d" xmlns:o="urn:schemas-microsoft-com:office:office" xmlns:r="http://schemas.openxmlformats.org/officeDocument/2006/relationships" xmlns:m="http://schemas.openxmlformats.org/officeDocument/2006/math" xmlns:v="urn:schemas-microsoft-com:vml" xmlns:wp14="http://schemas.microsoft.com/office/word/2010/wordprocessingDrawing" xmlns:wp="http://schemas.openxmlformats.org/drawingml/2006/wordprocessingDrawing" xmlns:w10="urn:schemas-microsoft-com:office:word" xmlns:w="http://schemas.openxmlformats.org/wordprocessingml/2006/main" xmlns:w14="http://schemas.microsoft.com/office/word/2010/wordml" xmlns:w15="http://schemas.microsoft.com/office/word/2012/wordml" xmlns:w16cex="http://schemas.microsoft.com/office/word/2018/wordml/cex" xmlns:w16cid="http://schemas.microsoft.com/office/word/2016/wordml/cid" xmlns:w16="http://schemas.microsoft.com/office/word/2018/wordml" xmlns:w16sdtdh="http://schemas.microsoft.com/office/word/2020/wordml/sdtdatahash" xmlns:w16se="http://schemas.microsoft.com/office/word/2015/wordml/symex" xmlns:wpg="http://schemas.microsoft.com/office/word/2010/wordprocessingGroup" xmlns:wpi="http://schemas.microsoft.com/office/word/2010/wordprocessingInk" xmlns:wne="http://schemas.microsoft.com/office/word/2006/wordml" xmlns:wps="http://schemas.microsoft.com/office/word/2010/wordprocessingShape" mc:Ignorable="w14 w15 w16se w16cid w16 w16cex w16sdtdh wp14">
+<w:endnotes xmlns:wpc="http://schemas.microsoft.com/office/word/2010/wordprocessingCanvas" xmlns:cx="http://schemas.microsoft.com/office/drawing/2014/chartex" xmlns:cx1="http://schemas.microsoft.com/office/drawing/2015/9/8/chartex" xmlns:cx2="http://schemas.microsoft.com/office/drawing/2015/10/21/chartex" xmlns:cx3="http://schemas.microsoft.com/office/drawing/2016/5/9/chartex" xmlns:cx4="http://schemas.microsoft.com/office/drawing/2016/5/10/chartex" xmlns:cx5="http://schemas.microsoft.com/office/drawing/2016/5/11/chartex" xmlns:cx6="http://schemas.microsoft.com/office/drawing/2016/5/12/chartex" xmlns:cx7="http://schemas.microsoft.com/office/drawing/2016/5/13/chartex" xmlns:cx8="http://schemas.microsoft.com/office/drawing/2016/5/14/chartex" xmlns:mc="http://schemas.openxmlformats.org/markup-compatibility/2006" xmlns:aink="http://schemas.microsoft.com/office/drawing/2016/ink" xmlns:am3d="http://schemas.microsoft.com/office/drawing/2017/model3d" xmlns:o="urn:schemas-microsoft-com:office:office" xmlns:oel="http://schemas.microsoft.com/office/2019/extlst" xmlns:r="http://schemas.openxmlformats.org/officeDocument/2006/relationships" xmlns:m="http://schemas.openxmlformats.org/officeDocument/2006/math" xmlns:v="urn:schemas-microsoft-com:vml" xmlns:wp14="http://schemas.microsoft.com/office/word/2010/wordprocessingDrawing" xmlns:wp="http://schemas.openxmlformats.org/drawingml/2006/wordprocessingDrawing" xmlns:w10="urn:schemas-microsoft-com:office:word" xmlns:w="http://schemas.openxmlformats.org/wordprocessingml/2006/main" xmlns:w14="http://schemas.microsoft.com/office/word/2010/wordml" xmlns:w15="http://schemas.microsoft.com/office/word/2012/wordml" xmlns:w16cex="http://schemas.microsoft.com/office/word/2018/wordml/cex" xmlns:w16cid="http://schemas.microsoft.com/office/word/2016/wordml/cid" xmlns:w16="http://schemas.microsoft.com/office/word/2018/wordml" xmlns:w16du="http://schemas.microsoft.com/office/word/2023/wordml/word16du" xmlns:w16sdtdh="http://schemas.microsoft.com/office/word/2020/wordml/sdtdatahash" xmlns:w16sdtfl="http://schemas.microsoft.com/office/word/2024/wordml/sdtformatlock" xmlns:w16se="http://schemas.microsoft.com/office/word/2015/wordml/symex" xmlns:wpg="http://schemas.microsoft.com/office/word/2010/wordprocessingGroup" xmlns:wpi="http://schemas.microsoft.com/office/word/2010/wordprocessingInk" xmlns:wne="http://schemas.microsoft.com/office/word/2006/wordml" xmlns:wps="http://schemas.microsoft.com/office/word/2010/wordprocessingShape" mc:Ignorable="w14 w15 w16se w16cid w16 w16cex w16sdtdh w16sdtfl w16du wp14">
   <w:endnote w:type="separator" w:id="-1">
     <w:p>
+      <w:pPr>
+        <w:rPr>
+          <w:rFonts w:hint="eastAsia"/>
+        </w:rPr>
+      </w:pPr>
       <w:r>
         <w:separator/>
       </w:r>
@@ -1666,6 +4403,11 @@
   </w:endnote>
   <w:endnote w:type="continuationSeparator" w:id="0">
     <w:p>
+      <w:pPr>
+        <w:rPr>
+          <w:rFonts w:hint="eastAsia"/>
+        </w:rPr>
+      </w:pPr>
       <w:r>
         <w:continuationSeparator/>
       </w:r>
@@ -1675,9 +4417,14 @@
 </file>
 
 <file path=word/footnotes.xml><?xml version="1.0" encoding="utf-8"?>
-<w:footnotes xmlns:wpc="http://schemas.microsoft.com/office/word/2010/wordprocessingCanvas" xmlns:cx="http://schemas.microsoft.com/office/drawing/2014/chartex" xmlns:cx1="http://schemas.microsoft.com/office/drawing/2015/9/8/chartex" xmlns:cx2="http://schemas.microsoft.com/office/drawing/2015/10/21/chartex" xmlns:cx3="http://schemas.microsoft.com/office/drawing/2016/5/9/chartex" xmlns:cx4="http://schemas.microsoft.com/office/drawing/2016/5/10/chartex" xmlns:cx5="http://schemas.microsoft.com/office/drawing/2016/5/11/chartex" xmlns:cx6="http://schemas.microsoft.com/office/drawing/2016/5/12/chartex" xmlns:cx7="http://schemas.microsoft.com/office/drawing/2016/5/13/chartex" xmlns:cx8="http://schemas.microsoft.com/office/drawing/2016/5/14/chartex" xmlns:mc="http://schemas.openxmlformats.org/markup-compatibility/2006" xmlns:aink="http://schemas.microsoft.com/office/drawing/2016/ink" xmlns:am3d="http://schemas.microsoft.com/office/drawing/2017/model3d" xmlns:o="urn:schemas-microsoft-com:office:office" xmlns:r="http://schemas.openxmlformats.org/officeDocument/2006/relationships" xmlns:m="http://schemas.openxmlformats.org/officeDocument/2006/math" xmlns:v="urn:schemas-microsoft-com:vml" xmlns:wp14="http://schemas.microsoft.com/office/word/2010/wordprocessingDrawing" xmlns:wp="http://schemas.openxmlformats.org/drawingml/2006/wordprocessingDrawing" xmlns:w10="urn:schemas-microsoft-com:office:word" xmlns:w="http://schemas.openxmlformats.org/wordprocessingml/2006/main" xmlns:w14="http://schemas.microsoft.com/office/word/2010/wordml" xmlns:w15="http://schemas.microsoft.com/office/word/2012/wordml" xmlns:w16cex="http://schemas.microsoft.com/office/word/2018/wordml/cex" xmlns:w16cid="http://schemas.microsoft.com/office/word/2016/wordml/cid" xmlns:w16="http://schemas.microsoft.com/office/word/2018/wordml" xmlns:w16sdtdh="http://schemas.microsoft.com/office/word/2020/wordml/sdtdatahash" xmlns:w16se="http://schemas.microsoft.com/office/word/2015/wordml/symex" xmlns:wpg="http://schemas.microsoft.com/office/word/2010/wordprocessingGroup" xmlns:wpi="http://schemas.microsoft.com/office/word/2010/wordprocessingInk" xmlns:wne="http://schemas.microsoft.com/office/word/2006/wordml" xmlns:wps="http://schemas.microsoft.com/office/word/2010/wordprocessingShape" mc:Ignorable="w14 w15 w16se w16cid w16 w16cex w16sdtdh wp14">
+<w:footnotes xmlns:wpc="http://schemas.microsoft.com/office/word/2010/wordprocessingCanvas" xmlns:cx="http://schemas.microsoft.com/office/drawing/2014/chartex" xmlns:cx1="http://schemas.microsoft.com/office/drawing/2015/9/8/chartex" xmlns:cx2="http://schemas.microsoft.com/office/drawing/2015/10/21/chartex" xmlns:cx3="http://schemas.microsoft.com/office/drawing/2016/5/9/chartex" xmlns:cx4="http://schemas.microsoft.com/office/drawing/2016/5/10/chartex" xmlns:cx5="http://schemas.microsoft.com/office/drawing/2016/5/11/chartex" xmlns:cx6="http://schemas.microsoft.com/office/drawing/2016/5/12/chartex" xmlns:cx7="http://schemas.microsoft.com/office/drawing/2016/5/13/chartex" xmlns:cx8="http://schemas.microsoft.com/office/drawing/2016/5/14/chartex" xmlns:mc="http://schemas.openxmlformats.org/markup-compatibility/2006" xmlns:aink="http://schemas.microsoft.com/office/drawing/2016/ink" xmlns:am3d="http://schemas.microsoft.com/office/drawing/2017/model3d" xmlns:o="urn:schemas-microsoft-com:office:office" xmlns:oel="http://schemas.microsoft.com/office/2019/extlst" xmlns:r="http://schemas.openxmlformats.org/officeDocument/2006/relationships" xmlns:m="http://schemas.openxmlformats.org/officeDocument/2006/math" xmlns:v="urn:schemas-microsoft-com:vml" xmlns:wp14="http://schemas.microsoft.com/office/word/2010/wordprocessingDrawing" xmlns:wp="http://schemas.openxmlformats.org/drawingml/2006/wordprocessingDrawing" xmlns:w10="urn:schemas-microsoft-com:office:word" xmlns:w="http://schemas.openxmlformats.org/wordprocessingml/2006/main" xmlns:w14="http://schemas.microsoft.com/office/word/2010/wordml" xmlns:w15="http://schemas.microsoft.com/office/word/2012/wordml" xmlns:w16cex="http://schemas.microsoft.com/office/word/2018/wordml/cex" xmlns:w16cid="http://schemas.microsoft.com/office/word/2016/wordml/cid" xmlns:w16="http://schemas.microsoft.com/office/word/2018/wordml" xmlns:w16du="http://schemas.microsoft.com/office/word/2023/wordml/word16du" xmlns:w16sdtdh="http://schemas.microsoft.com/office/word/2020/wordml/sdtdatahash" xmlns:w16sdtfl="http://schemas.microsoft.com/office/word/2024/wordml/sdtformatlock" xmlns:w16se="http://schemas.microsoft.com/office/word/2015/wordml/symex" xmlns:wpg="http://schemas.microsoft.com/office/word/2010/wordprocessingGroup" xmlns:wpi="http://schemas.microsoft.com/office/word/2010/wordprocessingInk" xmlns:wne="http://schemas.microsoft.com/office/word/2006/wordml" xmlns:wps="http://schemas.microsoft.com/office/word/2010/wordprocessingShape" mc:Ignorable="w14 w15 w16se w16cid w16 w16cex w16sdtdh w16sdtfl w16du wp14">
   <w:footnote w:type="separator" w:id="-1">
     <w:p>
+      <w:pPr>
+        <w:rPr>
+          <w:rFonts w:hint="eastAsia"/>
+        </w:rPr>
+      </w:pPr>
       <w:r>
         <w:separator/>
       </w:r>
@@ -1685,6 +4432,11 @@
   </w:footnote>
   <w:footnote w:type="continuationSeparator" w:id="0">
     <w:p>
+      <w:pPr>
+        <w:rPr>
+          <w:rFonts w:hint="eastAsia"/>
+        </w:rPr>
+      </w:pPr>
       <w:r>
         <w:continuationSeparator/>
       </w:r>
@@ -1694,7 +4446,7 @@
 </file>
 
 <file path=word/header1.xml><?xml version="1.0" encoding="utf-8"?>
-<w:hdr xmlns:wpc="http://schemas.microsoft.com/office/word/2010/wordprocessingCanvas" xmlns:cx="http://schemas.microsoft.com/office/drawing/2014/chartex" xmlns:cx1="http://schemas.microsoft.com/office/drawing/2015/9/8/chartex" xmlns:cx2="http://schemas.microsoft.com/office/drawing/2015/10/21/chartex" xmlns:cx3="http://schemas.microsoft.com/office/drawing/2016/5/9/chartex" xmlns:cx4="http://schemas.microsoft.com/office/drawing/2016/5/10/chartex" xmlns:cx5="http://schemas.microsoft.com/office/drawing/2016/5/11/chartex" xmlns:cx6="http://schemas.microsoft.com/office/drawing/2016/5/12/chartex" xmlns:cx7="http://schemas.microsoft.com/office/drawing/2016/5/13/chartex" xmlns:cx8="http://schemas.microsoft.com/office/drawing/2016/5/14/chartex" xmlns:mc="http://schemas.openxmlformats.org/markup-compatibility/2006" xmlns:aink="http://schemas.microsoft.com/office/drawing/2016/ink" xmlns:am3d="http://schemas.microsoft.com/office/drawing/2017/model3d" xmlns:o="urn:schemas-microsoft-com:office:office" xmlns:r="http://schemas.openxmlformats.org/officeDocument/2006/relationships" xmlns:m="http://schemas.openxmlformats.org/officeDocument/2006/math" xmlns:v="urn:schemas-microsoft-com:vml" xmlns:wp14="http://schemas.microsoft.com/office/word/2010/wordprocessingDrawing" xmlns:wp="http://schemas.openxmlformats.org/drawingml/2006/wordprocessingDrawing" xmlns:w10="urn:schemas-microsoft-com:office:word" xmlns:w="http://schemas.openxmlformats.org/wordprocessingml/2006/main" xmlns:w14="http://schemas.microsoft.com/office/word/2010/wordml" xmlns:w15="http://schemas.microsoft.com/office/word/2012/wordml" xmlns:w16cex="http://schemas.microsoft.com/office/word/2018/wordml/cex" xmlns:w16cid="http://schemas.microsoft.com/office/word/2016/wordml/cid" xmlns:w16="http://schemas.microsoft.com/office/word/2018/wordml" xmlns:w16sdtdh="http://schemas.microsoft.com/office/word/2020/wordml/sdtdatahash" xmlns:w16se="http://schemas.microsoft.com/office/word/2015/wordml/symex" xmlns:wpg="http://schemas.microsoft.com/office/word/2010/wordprocessingGroup" xmlns:wpi="http://schemas.microsoft.com/office/word/2010/wordprocessingInk" xmlns:wne="http://schemas.microsoft.com/office/word/2006/wordml" xmlns:wps="http://schemas.microsoft.com/office/word/2010/wordprocessingShape" mc:Ignorable="w14 w15 w16se w16cid w16 w16cex w16sdtdh wp14">
+<w:hdr xmlns:wpc="http://schemas.microsoft.com/office/word/2010/wordprocessingCanvas" xmlns:cx="http://schemas.microsoft.com/office/drawing/2014/chartex" xmlns:cx1="http://schemas.microsoft.com/office/drawing/2015/9/8/chartex" xmlns:cx2="http://schemas.microsoft.com/office/drawing/2015/10/21/chartex" xmlns:cx3="http://schemas.microsoft.com/office/drawing/2016/5/9/chartex" xmlns:cx4="http://schemas.microsoft.com/office/drawing/2016/5/10/chartex" xmlns:cx5="http://schemas.microsoft.com/office/drawing/2016/5/11/chartex" xmlns:cx6="http://schemas.microsoft.com/office/drawing/2016/5/12/chartex" xmlns:cx7="http://schemas.microsoft.com/office/drawing/2016/5/13/chartex" xmlns:cx8="http://schemas.microsoft.com/office/drawing/2016/5/14/chartex" xmlns:mc="http://schemas.openxmlformats.org/markup-compatibility/2006" xmlns:aink="http://schemas.microsoft.com/office/drawing/2016/ink" xmlns:am3d="http://schemas.microsoft.com/office/drawing/2017/model3d" xmlns:o="urn:schemas-microsoft-com:office:office" xmlns:oel="http://schemas.microsoft.com/office/2019/extlst" xmlns:r="http://schemas.openxmlformats.org/officeDocument/2006/relationships" xmlns:m="http://schemas.openxmlformats.org/officeDocument/2006/math" xmlns:v="urn:schemas-microsoft-com:vml" xmlns:wp14="http://schemas.microsoft.com/office/word/2010/wordprocessingDrawing" xmlns:wp="http://schemas.openxmlformats.org/drawingml/2006/wordprocessingDrawing" xmlns:w10="urn:schemas-microsoft-com:office:word" xmlns:w="http://schemas.openxmlformats.org/wordprocessingml/2006/main" xmlns:w14="http://schemas.microsoft.com/office/word/2010/wordml" xmlns:w15="http://schemas.microsoft.com/office/word/2012/wordml" xmlns:w16cex="http://schemas.microsoft.com/office/word/2018/wordml/cex" xmlns:w16cid="http://schemas.microsoft.com/office/word/2016/wordml/cid" xmlns:w16="http://schemas.microsoft.com/office/word/2018/wordml" xmlns:w16du="http://schemas.microsoft.com/office/word/2023/wordml/word16du" xmlns:w16sdtdh="http://schemas.microsoft.com/office/word/2020/wordml/sdtdatahash" xmlns:w16sdtfl="http://schemas.microsoft.com/office/word/2024/wordml/sdtformatlock" xmlns:w16se="http://schemas.microsoft.com/office/word/2015/wordml/symex" xmlns:wpg="http://schemas.microsoft.com/office/word/2010/wordprocessingGroup" xmlns:wpi="http://schemas.microsoft.com/office/word/2010/wordprocessingInk" xmlns:wne="http://schemas.microsoft.com/office/word/2006/wordml" xmlns:wps="http://schemas.microsoft.com/office/word/2010/wordprocessingShape" mc:Ignorable="w14 w15 w16se w16cid w16 w16cex w16sdtdh w16sdtfl w16du wp14">
   <w:p>
     <w:pPr>
       <w:pStyle w:val="a3"/>
@@ -1702,6 +4454,9 @@
         <w:tab w:val="clear" w:pos="4153"/>
       </w:tabs>
       <w:jc w:val="left"/>
+      <w:rPr>
+        <w:rFonts w:hint="eastAsia"/>
+      </w:rPr>
     </w:pPr>
     <w:r>
       <w:rPr>
@@ -1732,13 +4487,16 @@
     <w:pPr>
       <w:pStyle w:val="a3"/>
       <w:jc w:val="both"/>
+      <w:rPr>
+        <w:rFonts w:hint="eastAsia"/>
+      </w:rPr>
     </w:pPr>
   </w:p>
 </w:hdr>
 </file>
 
 <file path=word/numbering.xml><?xml version="1.0" encoding="utf-8"?>
-<w:numbering xmlns:wpc="http://schemas.microsoft.com/office/word/2010/wordprocessingCanvas" xmlns:cx="http://schemas.microsoft.com/office/drawing/2014/chartex" xmlns:cx1="http://schemas.microsoft.com/office/drawing/2015/9/8/chartex" xmlns:cx2="http://schemas.microsoft.com/office/drawing/2015/10/21/chartex" xmlns:cx3="http://schemas.microsoft.com/office/drawing/2016/5/9/chartex" xmlns:cx4="http://schemas.microsoft.com/office/drawing/2016/5/10/chartex" xmlns:cx5="http://schemas.microsoft.com/office/drawing/2016/5/11/chartex" xmlns:cx6="http://schemas.microsoft.com/office/drawing/2016/5/12/chartex" xmlns:cx7="http://schemas.microsoft.com/office/drawing/2016/5/13/chartex" xmlns:cx8="http://schemas.microsoft.com/office/drawing/2016/5/14/chartex" xmlns:mc="http://schemas.openxmlformats.org/markup-compatibility/2006" xmlns:aink="http://schemas.microsoft.com/office/drawing/2016/ink" xmlns:am3d="http://schemas.microsoft.com/office/drawing/2017/model3d" xmlns:o="urn:schemas-microsoft-com:office:office" xmlns:r="http://schemas.openxmlformats.org/officeDocument/2006/relationships" xmlns:m="http://schemas.openxmlformats.org/officeDocument/2006/math" xmlns:v="urn:schemas-microsoft-com:vml" xmlns:wp14="http://schemas.microsoft.com/office/word/2010/wordprocessingDrawing" xmlns:wp="http://schemas.openxmlformats.org/drawingml/2006/wordprocessingDrawing" xmlns:w10="urn:schemas-microsoft-com:office:word" xmlns:w="http://schemas.openxmlformats.org/wordprocessingml/2006/main" xmlns:w14="http://schemas.microsoft.com/office/word/2010/wordml" xmlns:w15="http://schemas.microsoft.com/office/word/2012/wordml" xmlns:w16cex="http://schemas.microsoft.com/office/word/2018/wordml/cex" xmlns:w16cid="http://schemas.microsoft.com/office/word/2016/wordml/cid" xmlns:w16="http://schemas.microsoft.com/office/word/2018/wordml" xmlns:w16sdtdh="http://schemas.microsoft.com/office/word/2020/wordml/sdtdatahash" xmlns:w16se="http://schemas.microsoft.com/office/word/2015/wordml/symex" xmlns:wpg="http://schemas.microsoft.com/office/word/2010/wordprocessingGroup" xmlns:wpi="http://schemas.microsoft.com/office/word/2010/wordprocessingInk" xmlns:wne="http://schemas.microsoft.com/office/word/2006/wordml" xmlns:wps="http://schemas.microsoft.com/office/word/2010/wordprocessingShape" mc:Ignorable="w14 w15 w16se w16cid w16 w16cex w16sdtdh wp14">
+<w:numbering xmlns:wpc="http://schemas.microsoft.com/office/word/2010/wordprocessingCanvas" xmlns:cx="http://schemas.microsoft.com/office/drawing/2014/chartex" xmlns:cx1="http://schemas.microsoft.com/office/drawing/2015/9/8/chartex" xmlns:cx2="http://schemas.microsoft.com/office/drawing/2015/10/21/chartex" xmlns:cx3="http://schemas.microsoft.com/office/drawing/2016/5/9/chartex" xmlns:cx4="http://schemas.microsoft.com/office/drawing/2016/5/10/chartex" xmlns:cx5="http://schemas.microsoft.com/office/drawing/2016/5/11/chartex" xmlns:cx6="http://schemas.microsoft.com/office/drawing/2016/5/12/chartex" xmlns:cx7="http://schemas.microsoft.com/office/drawing/2016/5/13/chartex" xmlns:cx8="http://schemas.microsoft.com/office/drawing/2016/5/14/chartex" xmlns:mc="http://schemas.openxmlformats.org/markup-compatibility/2006" xmlns:aink="http://schemas.microsoft.com/office/drawing/2016/ink" xmlns:am3d="http://schemas.microsoft.com/office/drawing/2017/model3d" xmlns:o="urn:schemas-microsoft-com:office:office" xmlns:oel="http://schemas.microsoft.com/office/2019/extlst" xmlns:r="http://schemas.openxmlformats.org/officeDocument/2006/relationships" xmlns:m="http://schemas.openxmlformats.org/officeDocument/2006/math" xmlns:v="urn:schemas-microsoft-com:vml" xmlns:wp14="http://schemas.microsoft.com/office/word/2010/wordprocessingDrawing" xmlns:wp="http://schemas.openxmlformats.org/drawingml/2006/wordprocessingDrawing" xmlns:w10="urn:schemas-microsoft-com:office:word" xmlns:w="http://schemas.openxmlformats.org/wordprocessingml/2006/main" xmlns:w14="http://schemas.microsoft.com/office/word/2010/wordml" xmlns:w15="http://schemas.microsoft.com/office/word/2012/wordml" xmlns:w16cex="http://schemas.microsoft.com/office/word/2018/wordml/cex" xmlns:w16cid="http://schemas.microsoft.com/office/word/2016/wordml/cid" xmlns:w16="http://schemas.microsoft.com/office/word/2018/wordml" xmlns:w16du="http://schemas.microsoft.com/office/word/2023/wordml/word16du" xmlns:w16sdtdh="http://schemas.microsoft.com/office/word/2020/wordml/sdtdatahash" xmlns:w16sdtfl="http://schemas.microsoft.com/office/word/2024/wordml/sdtformatlock" xmlns:w16se="http://schemas.microsoft.com/office/word/2015/wordml/symex" xmlns:wpg="http://schemas.microsoft.com/office/word/2010/wordprocessingGroup" xmlns:wpi="http://schemas.microsoft.com/office/word/2010/wordprocessingInk" xmlns:wne="http://schemas.microsoft.com/office/word/2006/wordml" xmlns:wps="http://schemas.microsoft.com/office/word/2010/wordprocessingShape" mc:Ignorable="w14 w15 w16se w16cid w16 w16cex w16sdtdh w16sdtfl w16du wp14">
   <w:abstractNum w:abstractNumId="0" w15:restartNumberingAfterBreak="0">
     <w:nsid w:val="20755F81"/>
     <w:multiLevelType w:val="hybridMultilevel"/>
@@ -1917,17 +4675,133 @@
       </w:pPr>
     </w:lvl>
   </w:abstractNum>
-  <w:num w:numId="1">
+  <w:abstractNum w:abstractNumId="2" w15:restartNumberingAfterBreak="0">
+    <w:nsid w:val="5C305889"/>
+    <w:multiLevelType w:val="multilevel"/>
+    <w:tmpl w:val="8B34CC82"/>
+    <w:lvl w:ilvl="0">
+      <w:start w:val="1"/>
+      <w:numFmt w:val="decimal"/>
+      <w:lvlText w:val="%1."/>
+      <w:lvlJc w:val="left"/>
+      <w:pPr>
+        <w:tabs>
+          <w:tab w:val="num" w:pos="720"/>
+        </w:tabs>
+        <w:ind w:left="720" w:hanging="360"/>
+      </w:pPr>
+    </w:lvl>
+    <w:lvl w:ilvl="1" w:tentative="1">
+      <w:start w:val="1"/>
+      <w:numFmt w:val="decimal"/>
+      <w:lvlText w:val="%2."/>
+      <w:lvlJc w:val="left"/>
+      <w:pPr>
+        <w:tabs>
+          <w:tab w:val="num" w:pos="1440"/>
+        </w:tabs>
+        <w:ind w:left="1440" w:hanging="360"/>
+      </w:pPr>
+    </w:lvl>
+    <w:lvl w:ilvl="2" w:tentative="1">
+      <w:start w:val="1"/>
+      <w:numFmt w:val="decimal"/>
+      <w:lvlText w:val="%3."/>
+      <w:lvlJc w:val="left"/>
+      <w:pPr>
+        <w:tabs>
+          <w:tab w:val="num" w:pos="2160"/>
+        </w:tabs>
+        <w:ind w:left="2160" w:hanging="360"/>
+      </w:pPr>
+    </w:lvl>
+    <w:lvl w:ilvl="3" w:tentative="1">
+      <w:start w:val="1"/>
+      <w:numFmt w:val="decimal"/>
+      <w:lvlText w:val="%4."/>
+      <w:lvlJc w:val="left"/>
+      <w:pPr>
+        <w:tabs>
+          <w:tab w:val="num" w:pos="2880"/>
+        </w:tabs>
+        <w:ind w:left="2880" w:hanging="360"/>
+      </w:pPr>
+    </w:lvl>
+    <w:lvl w:ilvl="4" w:tentative="1">
+      <w:start w:val="1"/>
+      <w:numFmt w:val="decimal"/>
+      <w:lvlText w:val="%5."/>
+      <w:lvlJc w:val="left"/>
+      <w:pPr>
+        <w:tabs>
+          <w:tab w:val="num" w:pos="3600"/>
+        </w:tabs>
+        <w:ind w:left="3600" w:hanging="360"/>
+      </w:pPr>
+    </w:lvl>
+    <w:lvl w:ilvl="5" w:tentative="1">
+      <w:start w:val="1"/>
+      <w:numFmt w:val="decimal"/>
+      <w:lvlText w:val="%6."/>
+      <w:lvlJc w:val="left"/>
+      <w:pPr>
+        <w:tabs>
+          <w:tab w:val="num" w:pos="4320"/>
+        </w:tabs>
+        <w:ind w:left="4320" w:hanging="360"/>
+      </w:pPr>
+    </w:lvl>
+    <w:lvl w:ilvl="6" w:tentative="1">
+      <w:start w:val="1"/>
+      <w:numFmt w:val="decimal"/>
+      <w:lvlText w:val="%7."/>
+      <w:lvlJc w:val="left"/>
+      <w:pPr>
+        <w:tabs>
+          <w:tab w:val="num" w:pos="5040"/>
+        </w:tabs>
+        <w:ind w:left="5040" w:hanging="360"/>
+      </w:pPr>
+    </w:lvl>
+    <w:lvl w:ilvl="7" w:tentative="1">
+      <w:start w:val="1"/>
+      <w:numFmt w:val="decimal"/>
+      <w:lvlText w:val="%8."/>
+      <w:lvlJc w:val="left"/>
+      <w:pPr>
+        <w:tabs>
+          <w:tab w:val="num" w:pos="5760"/>
+        </w:tabs>
+        <w:ind w:left="5760" w:hanging="360"/>
+      </w:pPr>
+    </w:lvl>
+    <w:lvl w:ilvl="8" w:tentative="1">
+      <w:start w:val="1"/>
+      <w:numFmt w:val="decimal"/>
+      <w:lvlText w:val="%9."/>
+      <w:lvlJc w:val="left"/>
+      <w:pPr>
+        <w:tabs>
+          <w:tab w:val="num" w:pos="6480"/>
+        </w:tabs>
+        <w:ind w:left="6480" w:hanging="360"/>
+      </w:pPr>
+    </w:lvl>
+  </w:abstractNum>
+  <w:num w:numId="1" w16cid:durableId="1599751053">
     <w:abstractNumId w:val="1"/>
   </w:num>
-  <w:num w:numId="2">
+  <w:num w:numId="2" w16cid:durableId="461383145">
     <w:abstractNumId w:val="0"/>
+  </w:num>
+  <w:num w:numId="3" w16cid:durableId="405617678">
+    <w:abstractNumId w:val="2"/>
   </w:num>
 </w:numbering>
 </file>
 
 <file path=word/styles.xml><?xml version="1.0" encoding="utf-8"?>
-<w:styles xmlns:mc="http://schemas.openxmlformats.org/markup-compatibility/2006" xmlns:r="http://schemas.openxmlformats.org/officeDocument/2006/relationships" xmlns:w="http://schemas.openxmlformats.org/wordprocessingml/2006/main" xmlns:w14="http://schemas.microsoft.com/office/word/2010/wordml" xmlns:w15="http://schemas.microsoft.com/office/word/2012/wordml" xmlns:w16cex="http://schemas.microsoft.com/office/word/2018/wordml/cex" xmlns:w16cid="http://schemas.microsoft.com/office/word/2016/wordml/cid" xmlns:w16="http://schemas.microsoft.com/office/word/2018/wordml" xmlns:w16sdtdh="http://schemas.microsoft.com/office/word/2020/wordml/sdtdatahash" xmlns:w16se="http://schemas.microsoft.com/office/word/2015/wordml/symex" mc:Ignorable="w14 w15 w16se w16cid w16 w16cex w16sdtdh">
+<w:styles xmlns:mc="http://schemas.openxmlformats.org/markup-compatibility/2006" xmlns:r="http://schemas.openxmlformats.org/officeDocument/2006/relationships" xmlns:w="http://schemas.openxmlformats.org/wordprocessingml/2006/main" xmlns:w14="http://schemas.microsoft.com/office/word/2010/wordml" xmlns:w15="http://schemas.microsoft.com/office/word/2012/wordml" xmlns:w16cex="http://schemas.microsoft.com/office/word/2018/wordml/cex" xmlns:w16cid="http://schemas.microsoft.com/office/word/2016/wordml/cid" xmlns:w16="http://schemas.microsoft.com/office/word/2018/wordml" xmlns:w16du="http://schemas.microsoft.com/office/word/2023/wordml/word16du" xmlns:w16sdtdh="http://schemas.microsoft.com/office/word/2020/wordml/sdtdatahash" xmlns:w16sdtfl="http://schemas.microsoft.com/office/word/2024/wordml/sdtformatlock" xmlns:w16se="http://schemas.microsoft.com/office/word/2015/wordml/symex" mc:Ignorable="w14 w15 w16se w16cid w16 w16cex w16sdtdh w16sdtfl w16du">
   <w:docDefaults>
     <w:rPrDefault>
       <w:rPr>
@@ -2330,7 +5204,6 @@
   <w:style w:type="character" w:default="1" w:styleId="a0">
     <w:name w:val="Default Paragraph Font"/>
     <w:uiPriority w:val="1"/>
-    <w:semiHidden/>
     <w:unhideWhenUsed/>
   </w:style>
   <w:style w:type="table" w:default="1" w:styleId="a1">
